--- a/Concept Artifact for KAco.docx
+++ b/Concept Artifact for KAco.docx
@@ -53,106 +53,6 @@
         </w:drawing>
       </w:r>
     </w:p>
-    <w:p/>
-    <w:p/>
-    <w:p>
-      <w:pPr>
-        <w:jc w:val="center"/>
-        <w:rPr>
-          <w:color w:val="4C94D8" w:themeColor="text2" w:themeTint="80"/>
-        </w:rPr>
-      </w:pPr>
-      <w:r>
-        <w:rPr>
-          <w:b/>
-          <w:bCs/>
-          <w:color w:val="4C94D8" w:themeColor="text2" w:themeTint="80"/>
-        </w:rPr>
-        <w:t>Our Mission</w:t>
-      </w:r>
-      <w:r>
-        <w:rPr>
-          <w:color w:val="4C94D8" w:themeColor="text2" w:themeTint="80"/>
-        </w:rPr>
-        <w:t>:</w:t>
-      </w:r>
-    </w:p>
-    <w:p>
-      <w:pPr>
-        <w:jc w:val="center"/>
-        <w:rPr>
-          <w:rFonts w:ascii="Times New Roman" w:hAnsi="Times New Roman" w:cs="Times New Roman"/>
-          <w:i/>
-          <w:iCs/>
-          <w:sz w:val="22"/>
-          <w:szCs w:val="22"/>
-        </w:rPr>
-      </w:pPr>
-      <w:r>
-        <w:rPr>
-          <w:rFonts w:ascii="Times New Roman" w:hAnsi="Times New Roman" w:cs="Times New Roman"/>
-          <w:i/>
-          <w:iCs/>
-          <w:sz w:val="22"/>
-          <w:szCs w:val="22"/>
-        </w:rPr>
-        <w:t>Improve Patient Education by shifting the focus from ‘</w:t>
-      </w:r>
-      <w:proofErr w:type="gramStart"/>
-      <w:r>
-        <w:rPr>
-          <w:rFonts w:ascii="Times New Roman" w:hAnsi="Times New Roman" w:cs="Times New Roman"/>
-          <w:i/>
-          <w:iCs/>
-          <w:sz w:val="22"/>
-          <w:szCs w:val="22"/>
-        </w:rPr>
-        <w:t>educating</w:t>
-      </w:r>
-      <w:r>
-        <w:rPr>
-          <w:rFonts w:ascii="Times New Roman" w:hAnsi="Times New Roman" w:cs="Times New Roman"/>
-          <w:i/>
-          <w:iCs/>
-          <w:sz w:val="22"/>
-          <w:szCs w:val="22"/>
-        </w:rPr>
-        <w:t>;</w:t>
-      </w:r>
-      <w:proofErr w:type="gramEnd"/>
-      <w:r>
-        <w:rPr>
-          <w:rFonts w:ascii="Times New Roman" w:hAnsi="Times New Roman" w:cs="Times New Roman"/>
-          <w:i/>
-          <w:iCs/>
-          <w:sz w:val="22"/>
-          <w:szCs w:val="22"/>
-        </w:rPr>
-        <w:t xml:space="preserve"> telling people </w:t>
-      </w:r>
-      <w:proofErr w:type="gramStart"/>
-      <w:r>
-        <w:rPr>
-          <w:rFonts w:ascii="Times New Roman" w:hAnsi="Times New Roman" w:cs="Times New Roman"/>
-          <w:i/>
-          <w:iCs/>
-          <w:sz w:val="22"/>
-          <w:szCs w:val="22"/>
-        </w:rPr>
-        <w:t>‘what</w:t>
-      </w:r>
-      <w:proofErr w:type="gramEnd"/>
-      <w:r>
-        <w:rPr>
-          <w:rFonts w:ascii="Times New Roman" w:hAnsi="Times New Roman" w:cs="Times New Roman"/>
-          <w:i/>
-          <w:iCs/>
-          <w:sz w:val="22"/>
-          <w:szCs w:val="22"/>
-        </w:rPr>
-        <w:t xml:space="preserve"> to learn’ to teaching people ‘how to learn’. </w:t>
-      </w:r>
-    </w:p>
     <w:p>
       <w:pPr>
         <w:rPr>
@@ -598,7 +498,6 @@
           <w:szCs w:val="22"/>
           <w14:ligatures w14:val="none"/>
         </w:rPr>
-        <w:lastRenderedPageBreak/>
         <w:t>Inconsistent quality</w:t>
       </w:r>
       <w:r>
@@ -673,7 +572,6 @@
           <w:kern w:val="0"/>
           <w:sz w:val="22"/>
           <w:szCs w:val="22"/>
-          <w:highlight w:val="yellow"/>
           <w14:ligatures w14:val="none"/>
         </w:rPr>
         <w:t xml:space="preserve">Patient education </w:t>
@@ -686,7 +584,6 @@
           <w:kern w:val="0"/>
           <w:sz w:val="22"/>
           <w:szCs w:val="22"/>
-          <w:highlight w:val="yellow"/>
           <w14:ligatures w14:val="none"/>
         </w:rPr>
         <w:t>should</w:t>
@@ -697,7 +594,6 @@
           <w:kern w:val="0"/>
           <w:sz w:val="22"/>
           <w:szCs w:val="22"/>
-          <w:highlight w:val="yellow"/>
           <w14:ligatures w14:val="none"/>
         </w:rPr>
         <w:t xml:space="preserve"> work and </w:t>
@@ -710,7 +606,6 @@
           <w:kern w:val="0"/>
           <w:sz w:val="22"/>
           <w:szCs w:val="22"/>
-          <w:highlight w:val="yellow"/>
           <w14:ligatures w14:val="none"/>
         </w:rPr>
         <w:t>can</w:t>
@@ -721,20 +616,20 @@
           <w:kern w:val="0"/>
           <w:sz w:val="22"/>
           <w:szCs w:val="22"/>
-          <w:highlight w:val="yellow"/>
-          <w14:ligatures w14:val="none"/>
-        </w:rPr>
-        <w:t xml:space="preserve"> work when properly implemented.</w:t>
-      </w:r>
-      <w:r>
-        <w:rPr>
-          <w:rFonts w:eastAsia="Times New Roman" w:cs="Times New Roman"/>
-          <w:kern w:val="0"/>
-          <w:sz w:val="22"/>
-          <w:szCs w:val="22"/>
-          <w14:ligatures w14:val="none"/>
-        </w:rPr>
-        <w:t xml:space="preserve"> But there's a large gap between the controlled studies showing benefits and real-world implementation where time pressures, literacy mismatches, limited adoption, and resource constraints undermine effectiveness. The promise is there, but many healthcare systems haven't yet figured out how to deliver it reliably at scale.</w:t>
+          <w14:ligatures w14:val="none"/>
+        </w:rPr>
+        <w:t xml:space="preserve"> work when properly implemented. But there's a large gap between the controlled studies showing benefits and real-world implementation where time pressures, literacy mismatches, limited adoption, and resource constraints </w:t>
+      </w:r>
+      <w:r>
+        <w:rPr>
+          <w:rFonts w:eastAsia="Times New Roman" w:cs="Times New Roman"/>
+          <w:kern w:val="0"/>
+          <w:sz w:val="22"/>
+          <w:szCs w:val="22"/>
+          <w14:ligatures w14:val="none"/>
+        </w:rPr>
+        <w:lastRenderedPageBreak/>
+        <w:t>undermine effectiveness. The promise is there, but many healthcare systems haven't yet figured out how to deliver it reliably at scale.</w:t>
       </w:r>
     </w:p>
     <w:p>
@@ -947,45 +842,223 @@
         </w:rPr>
         <w:t xml:space="preserve"> </w:t>
       </w:r>
-      <w:r>
-        <w:rPr>
-          <w:rFonts w:eastAsia="Times New Roman" w:cs="Times New Roman"/>
-          <w:kern w:val="0"/>
-          <w:sz w:val="22"/>
-          <w:szCs w:val="22"/>
-          <w14:ligatures w14:val="none"/>
-        </w:rPr>
-        <w:t>tell people what they need to kno</w:t>
-      </w:r>
-      <w:r>
-        <w:rPr>
-          <w:rFonts w:eastAsia="Times New Roman" w:cs="Times New Roman"/>
-          <w:kern w:val="0"/>
-          <w:sz w:val="22"/>
-          <w:szCs w:val="22"/>
-          <w14:ligatures w14:val="none"/>
-        </w:rPr>
-        <w:t xml:space="preserve">w </w:t>
-      </w:r>
-      <w:r>
-        <w:rPr>
-          <w:rFonts w:eastAsia="Times New Roman" w:cs="Times New Roman"/>
-          <w:kern w:val="0"/>
-          <w:sz w:val="22"/>
-          <w:szCs w:val="22"/>
-          <w14:ligatures w14:val="none"/>
-        </w:rPr>
-        <w:t>not encouraging</w:t>
-      </w:r>
-      <w:r>
-        <w:rPr>
-          <w:rFonts w:eastAsia="Times New Roman" w:cs="Times New Roman"/>
-          <w:kern w:val="0"/>
-          <w:sz w:val="22"/>
-          <w:szCs w:val="22"/>
-          <w14:ligatures w14:val="none"/>
-        </w:rPr>
-        <w:t xml:space="preserve"> them to learn how to learn, the </w:t>
+      <w:proofErr w:type="gramStart"/>
+      <w:r>
+        <w:rPr>
+          <w:rFonts w:eastAsia="Times New Roman" w:cs="Times New Roman"/>
+          <w:kern w:val="0"/>
+          <w:sz w:val="22"/>
+          <w:szCs w:val="22"/>
+          <w14:ligatures w14:val="none"/>
+        </w:rPr>
+        <w:t>We</w:t>
+      </w:r>
+      <w:proofErr w:type="gramEnd"/>
+      <w:r>
+        <w:rPr>
+          <w:rFonts w:eastAsia="Times New Roman" w:cs="Times New Roman"/>
+          <w:kern w:val="0"/>
+          <w:sz w:val="22"/>
+          <w:szCs w:val="22"/>
+          <w14:ligatures w14:val="none"/>
+        </w:rPr>
+        <w:t xml:space="preserve"> </w:t>
+      </w:r>
+      <w:r>
+        <w:rPr>
+          <w:rFonts w:eastAsia="Times New Roman" w:cs="Times New Roman"/>
+          <w:kern w:val="0"/>
+          <w:sz w:val="22"/>
+          <w:szCs w:val="22"/>
+          <w14:ligatures w14:val="none"/>
+        </w:rPr>
+        <w:t xml:space="preserve">tell people </w:t>
+      </w:r>
+      <w:proofErr w:type="gramStart"/>
+      <w:r>
+        <w:rPr>
+          <w:rFonts w:eastAsia="Times New Roman" w:cs="Times New Roman"/>
+          <w:kern w:val="0"/>
+          <w:sz w:val="22"/>
+          <w:szCs w:val="22"/>
+          <w14:ligatures w14:val="none"/>
+        </w:rPr>
+        <w:t>‘</w:t>
+      </w:r>
+      <w:r>
+        <w:rPr>
+          <w:rFonts w:eastAsia="Times New Roman" w:cs="Times New Roman"/>
+          <w:kern w:val="0"/>
+          <w:sz w:val="22"/>
+          <w:szCs w:val="22"/>
+          <w14:ligatures w14:val="none"/>
+        </w:rPr>
+        <w:t>what</w:t>
+      </w:r>
+      <w:proofErr w:type="gramEnd"/>
+      <w:r>
+        <w:rPr>
+          <w:rFonts w:eastAsia="Times New Roman" w:cs="Times New Roman"/>
+          <w:kern w:val="0"/>
+          <w:sz w:val="22"/>
+          <w:szCs w:val="22"/>
+          <w14:ligatures w14:val="none"/>
+        </w:rPr>
+        <w:t>’</w:t>
+      </w:r>
+      <w:r>
+        <w:rPr>
+          <w:rFonts w:eastAsia="Times New Roman" w:cs="Times New Roman"/>
+          <w:kern w:val="0"/>
+          <w:sz w:val="22"/>
+          <w:szCs w:val="22"/>
+          <w14:ligatures w14:val="none"/>
+        </w:rPr>
+        <w:t xml:space="preserve"> they need to kno</w:t>
+      </w:r>
+      <w:r>
+        <w:rPr>
+          <w:rFonts w:eastAsia="Times New Roman" w:cs="Times New Roman"/>
+          <w:kern w:val="0"/>
+          <w:sz w:val="22"/>
+          <w:szCs w:val="22"/>
+          <w14:ligatures w14:val="none"/>
+        </w:rPr>
+        <w:t>w</w:t>
+      </w:r>
+      <w:r>
+        <w:rPr>
+          <w:rFonts w:eastAsia="Times New Roman" w:cs="Times New Roman"/>
+          <w:kern w:val="0"/>
+          <w:sz w:val="22"/>
+          <w:szCs w:val="22"/>
+          <w14:ligatures w14:val="none"/>
+        </w:rPr>
+        <w:t>. We are not</w:t>
+      </w:r>
+      <w:r>
+        <w:rPr>
+          <w:rFonts w:eastAsia="Times New Roman" w:cs="Times New Roman"/>
+          <w:kern w:val="0"/>
+          <w:sz w:val="22"/>
+          <w:szCs w:val="22"/>
+          <w14:ligatures w14:val="none"/>
+        </w:rPr>
+        <w:t xml:space="preserve"> </w:t>
+      </w:r>
+      <w:proofErr w:type="spellStart"/>
+      <w:r>
+        <w:rPr>
+          <w:rFonts w:eastAsia="Times New Roman" w:cs="Times New Roman"/>
+          <w:kern w:val="0"/>
+          <w:sz w:val="22"/>
+          <w:szCs w:val="22"/>
+          <w14:ligatures w14:val="none"/>
+        </w:rPr>
+        <w:t>not</w:t>
+      </w:r>
+      <w:proofErr w:type="spellEnd"/>
+      <w:r>
+        <w:rPr>
+          <w:rFonts w:eastAsia="Times New Roman" w:cs="Times New Roman"/>
+          <w:kern w:val="0"/>
+          <w:sz w:val="22"/>
+          <w:szCs w:val="22"/>
+          <w14:ligatures w14:val="none"/>
+        </w:rPr>
+        <w:t xml:space="preserve"> encouraging</w:t>
+      </w:r>
+      <w:r>
+        <w:rPr>
+          <w:rFonts w:eastAsia="Times New Roman" w:cs="Times New Roman"/>
+          <w:kern w:val="0"/>
+          <w:sz w:val="22"/>
+          <w:szCs w:val="22"/>
+          <w14:ligatures w14:val="none"/>
+        </w:rPr>
+        <w:t xml:space="preserve"> them to learn </w:t>
+      </w:r>
+      <w:r>
+        <w:rPr>
+          <w:rFonts w:eastAsia="Times New Roman" w:cs="Times New Roman"/>
+          <w:kern w:val="0"/>
+          <w:sz w:val="22"/>
+          <w:szCs w:val="22"/>
+          <w14:ligatures w14:val="none"/>
+        </w:rPr>
+        <w:t>‘</w:t>
+      </w:r>
+      <w:r>
+        <w:rPr>
+          <w:rFonts w:eastAsia="Times New Roman" w:cs="Times New Roman"/>
+          <w:kern w:val="0"/>
+          <w:sz w:val="22"/>
+          <w:szCs w:val="22"/>
+          <w14:ligatures w14:val="none"/>
+        </w:rPr>
+        <w:t>how</w:t>
+      </w:r>
+      <w:r>
+        <w:rPr>
+          <w:rFonts w:eastAsia="Times New Roman" w:cs="Times New Roman"/>
+          <w:kern w:val="0"/>
+          <w:sz w:val="22"/>
+          <w:szCs w:val="22"/>
+          <w14:ligatures w14:val="none"/>
+        </w:rPr>
+        <w:t>’</w:t>
+      </w:r>
+      <w:r>
+        <w:rPr>
+          <w:rFonts w:eastAsia="Times New Roman" w:cs="Times New Roman"/>
+          <w:kern w:val="0"/>
+          <w:sz w:val="22"/>
+          <w:szCs w:val="22"/>
+          <w14:ligatures w14:val="none"/>
+        </w:rPr>
+        <w:t xml:space="preserve"> to learn</w:t>
+      </w:r>
+      <w:r>
+        <w:rPr>
+          <w:rFonts w:eastAsia="Times New Roman" w:cs="Times New Roman"/>
+          <w:kern w:val="0"/>
+          <w:sz w:val="22"/>
+          <w:szCs w:val="22"/>
+          <w14:ligatures w14:val="none"/>
+        </w:rPr>
+        <w:t xml:space="preserve">; the how-learning </w:t>
+      </w:r>
+      <w:proofErr w:type="gramStart"/>
+      <w:r>
+        <w:rPr>
+          <w:rFonts w:eastAsia="Times New Roman" w:cs="Times New Roman"/>
+          <w:kern w:val="0"/>
+          <w:sz w:val="22"/>
+          <w:szCs w:val="22"/>
+          <w14:ligatures w14:val="none"/>
+        </w:rPr>
+        <w:t xml:space="preserve">embody  </w:t>
+      </w:r>
+      <w:r>
+        <w:rPr>
+          <w:rFonts w:eastAsia="Times New Roman" w:cs="Times New Roman"/>
+          <w:kern w:val="0"/>
+          <w:sz w:val="22"/>
+          <w:szCs w:val="22"/>
+          <w14:ligatures w14:val="none"/>
+        </w:rPr>
+        <w:t>the</w:t>
+      </w:r>
+      <w:proofErr w:type="gramEnd"/>
+      <w:r>
+        <w:rPr>
+          <w:rFonts w:eastAsia="Times New Roman" w:cs="Times New Roman"/>
+          <w:kern w:val="0"/>
+          <w:sz w:val="22"/>
+          <w:szCs w:val="22"/>
+          <w14:ligatures w14:val="none"/>
+        </w:rPr>
+        <w:t xml:space="preserve"> </w:t>
       </w:r>
       <w:r>
         <w:rPr>
@@ -1025,7 +1098,27 @@
           <w:szCs w:val="22"/>
           <w14:ligatures w14:val="none"/>
         </w:rPr>
-        <w:t xml:space="preserve"> skills needed to learn.  </w:t>
+        <w:t xml:space="preserve"> skill</w:t>
+      </w:r>
+      <w:r>
+        <w:rPr>
+          <w:rFonts w:eastAsia="Times New Roman" w:cs="Times New Roman"/>
+          <w:kern w:val="0"/>
+          <w:sz w:val="22"/>
+          <w:szCs w:val="22"/>
+          <w14:ligatures w14:val="none"/>
+        </w:rPr>
+        <w:t>s</w:t>
+      </w:r>
+      <w:r>
+        <w:rPr>
+          <w:rFonts w:eastAsia="Times New Roman" w:cs="Times New Roman"/>
+          <w:kern w:val="0"/>
+          <w:sz w:val="22"/>
+          <w:szCs w:val="22"/>
+          <w14:ligatures w14:val="none"/>
+        </w:rPr>
+        <w:t xml:space="preserve">.  </w:t>
       </w:r>
       <w:r>
         <w:rPr>
@@ -1095,242 +1188,310 @@
           <w:szCs w:val="22"/>
           <w14:ligatures w14:val="none"/>
         </w:rPr>
-        <w:t>commitment to</w:t>
-      </w:r>
-      <w:r>
-        <w:rPr>
-          <w:rFonts w:eastAsia="Times New Roman" w:cs="Times New Roman"/>
-          <w:kern w:val="0"/>
-          <w:sz w:val="22"/>
-          <w:szCs w:val="22"/>
-          <w14:ligatures w14:val="none"/>
-        </w:rPr>
-        <w:t xml:space="preserve"> learning </w:t>
-      </w:r>
-      <w:r>
-        <w:rPr>
-          <w:rFonts w:eastAsia="Times New Roman" w:cs="Times New Roman"/>
-          <w:kern w:val="0"/>
-          <w:sz w:val="22"/>
-          <w:szCs w:val="22"/>
-          <w14:ligatures w14:val="none"/>
-        </w:rPr>
-        <w:t xml:space="preserve">how to </w:t>
-      </w:r>
-      <w:proofErr w:type="gramStart"/>
-      <w:r>
-        <w:rPr>
-          <w:rFonts w:eastAsia="Times New Roman" w:cs="Times New Roman"/>
-          <w:kern w:val="0"/>
-          <w:sz w:val="22"/>
-          <w:szCs w:val="22"/>
-          <w14:ligatures w14:val="none"/>
-        </w:rPr>
-        <w:t>learn.</w:t>
-      </w:r>
-      <w:r>
-        <w:rPr>
-          <w:rFonts w:eastAsia="Times New Roman" w:cs="Times New Roman"/>
-          <w:kern w:val="0"/>
-          <w:sz w:val="22"/>
-          <w:szCs w:val="22"/>
-          <w14:ligatures w14:val="none"/>
-        </w:rPr>
-        <w:t>.</w:t>
-      </w:r>
-      <w:proofErr w:type="gramEnd"/>
+        <w:t>commitment</w:t>
+      </w:r>
+      <w:r>
+        <w:rPr>
+          <w:rFonts w:eastAsia="Times New Roman" w:cs="Times New Roman"/>
+          <w:kern w:val="0"/>
+          <w:sz w:val="22"/>
+          <w:szCs w:val="22"/>
+          <w14:ligatures w14:val="none"/>
+        </w:rPr>
+        <w:t xml:space="preserve"> to improving one’s health.</w:t>
+      </w:r>
     </w:p>
     <w:p>
       <w:pPr>
         <w:spacing w:before="100" w:beforeAutospacing="1" w:after="100" w:afterAutospacing="1" w:line="240" w:lineRule="auto"/>
-        <w:rPr>
-          <w:rFonts w:eastAsia="Times New Roman" w:cs="Times New Roman"/>
-          <w:kern w:val="0"/>
-          <w:sz w:val="22"/>
-          <w:szCs w:val="22"/>
-          <w14:ligatures w14:val="none"/>
-        </w:rPr>
-      </w:pPr>
-      <w:r>
-        <w:rPr>
-          <w:rFonts w:eastAsia="Times New Roman" w:cs="Times New Roman"/>
-          <w:kern w:val="0"/>
-          <w:sz w:val="22"/>
-          <w:szCs w:val="22"/>
-          <w14:ligatures w14:val="none"/>
-        </w:rPr>
-        <w:t>Knowledge Advantage</w:t>
-      </w:r>
-      <w:r>
-        <w:rPr>
-          <w:rFonts w:eastAsia="Times New Roman" w:cs="Times New Roman"/>
-          <w:kern w:val="0"/>
-          <w:sz w:val="22"/>
-          <w:szCs w:val="22"/>
-          <w14:ligatures w14:val="none"/>
-        </w:rPr>
-        <w:t xml:space="preserve"> is </w:t>
-      </w:r>
-      <w:r>
-        <w:rPr>
-          <w:rFonts w:eastAsia="Times New Roman" w:cs="Times New Roman"/>
-          <w:kern w:val="0"/>
-          <w:sz w:val="22"/>
-          <w:szCs w:val="22"/>
-          <w14:ligatures w14:val="none"/>
-        </w:rPr>
-        <w:t xml:space="preserve">a </w:t>
-      </w:r>
-      <w:r>
-        <w:rPr>
-          <w:rFonts w:eastAsia="Times New Roman" w:cs="Times New Roman"/>
-          <w:b/>
-          <w:bCs/>
-          <w:kern w:val="0"/>
-          <w:sz w:val="22"/>
-          <w:szCs w:val="22"/>
-          <w:highlight w:val="yellow"/>
-          <w14:ligatures w14:val="none"/>
-        </w:rPr>
-        <w:t xml:space="preserve">Critical-Learning </w:t>
-      </w:r>
-      <w:proofErr w:type="gramStart"/>
-      <w:r>
-        <w:rPr>
-          <w:rFonts w:eastAsia="Times New Roman" w:cs="Times New Roman"/>
-          <w:b/>
-          <w:bCs/>
-          <w:kern w:val="0"/>
-          <w:sz w:val="22"/>
-          <w:szCs w:val="22"/>
-          <w14:ligatures w14:val="none"/>
-        </w:rPr>
-        <w:t xml:space="preserve">Hub </w:t>
-      </w:r>
-      <w:r>
-        <w:rPr>
-          <w:rFonts w:eastAsia="Times New Roman" w:cs="Times New Roman"/>
-          <w:kern w:val="0"/>
-          <w:sz w:val="22"/>
-          <w:szCs w:val="22"/>
-          <w14:ligatures w14:val="none"/>
-        </w:rPr>
-        <w:t xml:space="preserve"> </w:t>
-      </w:r>
-      <w:r>
-        <w:rPr>
-          <w:rFonts w:eastAsia="Times New Roman" w:cs="Times New Roman"/>
-          <w:kern w:val="0"/>
-          <w:sz w:val="22"/>
-          <w:szCs w:val="22"/>
-          <w14:ligatures w14:val="none"/>
-        </w:rPr>
-        <w:t>where</w:t>
-      </w:r>
-      <w:proofErr w:type="gramEnd"/>
-      <w:r>
-        <w:rPr>
-          <w:rFonts w:eastAsia="Times New Roman" w:cs="Times New Roman"/>
-          <w:kern w:val="0"/>
-          <w:sz w:val="22"/>
-          <w:szCs w:val="22"/>
-          <w14:ligatures w14:val="none"/>
-        </w:rPr>
-        <w:t xml:space="preserve"> </w:t>
-      </w:r>
-      <w:r>
-        <w:rPr>
-          <w:rFonts w:eastAsia="Times New Roman" w:cs="Times New Roman"/>
-          <w:kern w:val="0"/>
-          <w:sz w:val="22"/>
-          <w:szCs w:val="22"/>
-          <w14:ligatures w14:val="none"/>
-        </w:rPr>
-        <w:t>patients, caregivers and families</w:t>
-      </w:r>
-      <w:r>
-        <w:rPr>
-          <w:rFonts w:eastAsia="Times New Roman" w:cs="Times New Roman"/>
-          <w:kern w:val="0"/>
-          <w:sz w:val="22"/>
-          <w:szCs w:val="22"/>
-          <w14:ligatures w14:val="none"/>
-        </w:rPr>
-        <w:t xml:space="preserve"> can learn. It’s also a hub for experts to collaborate. We are </w:t>
-      </w:r>
-      <w:proofErr w:type="gramStart"/>
-      <w:r>
-        <w:rPr>
-          <w:rFonts w:eastAsia="Times New Roman" w:cs="Times New Roman"/>
-          <w:kern w:val="0"/>
-          <w:sz w:val="22"/>
-          <w:szCs w:val="22"/>
-          <w14:ligatures w14:val="none"/>
-        </w:rPr>
-        <w:t>starting  with</w:t>
-      </w:r>
-      <w:proofErr w:type="gramEnd"/>
-      <w:r>
-        <w:rPr>
-          <w:rFonts w:eastAsia="Times New Roman" w:cs="Times New Roman"/>
-          <w:kern w:val="0"/>
-          <w:sz w:val="22"/>
-          <w:szCs w:val="22"/>
-          <w14:ligatures w14:val="none"/>
-        </w:rPr>
-        <w:t xml:space="preserve"> developing a comprehensive intelligent ‘book’. We used AI to exhaustively research a subject: dementia. </w:t>
-      </w:r>
-      <w:r>
-        <w:rPr>
-          <w:rFonts w:eastAsia="Times New Roman" w:cs="Times New Roman"/>
-          <w:kern w:val="0"/>
-          <w:sz w:val="22"/>
-          <w:szCs w:val="22"/>
-          <w14:ligatures w14:val="none"/>
-        </w:rPr>
-        <w:t xml:space="preserve">With assistance from </w:t>
-      </w:r>
-      <w:proofErr w:type="gramStart"/>
-      <w:r>
-        <w:rPr>
-          <w:rFonts w:eastAsia="Times New Roman" w:cs="Times New Roman"/>
-          <w:kern w:val="0"/>
-          <w:sz w:val="22"/>
-          <w:szCs w:val="22"/>
-          <w14:ligatures w14:val="none"/>
-        </w:rPr>
-        <w:t>AI</w:t>
-      </w:r>
-      <w:r>
-        <w:rPr>
-          <w:rFonts w:eastAsia="Times New Roman" w:cs="Times New Roman"/>
-          <w:kern w:val="0"/>
-          <w:sz w:val="22"/>
-          <w:szCs w:val="22"/>
-          <w14:ligatures w14:val="none"/>
-        </w:rPr>
-        <w:t xml:space="preserve"> </w:t>
-      </w:r>
-      <w:r>
-        <w:rPr>
-          <w:rFonts w:eastAsia="Times New Roman" w:cs="Times New Roman"/>
-          <w:kern w:val="0"/>
-          <w:sz w:val="22"/>
-          <w:szCs w:val="22"/>
-          <w14:ligatures w14:val="none"/>
-        </w:rPr>
-        <w:t xml:space="preserve"> we</w:t>
-      </w:r>
-      <w:proofErr w:type="gramEnd"/>
-      <w:r>
-        <w:rPr>
-          <w:rFonts w:eastAsia="Times New Roman" w:cs="Times New Roman"/>
-          <w:kern w:val="0"/>
-          <w:sz w:val="22"/>
-          <w:szCs w:val="22"/>
-          <w14:ligatures w14:val="none"/>
-        </w:rPr>
-        <w:t xml:space="preserve"> identified 200 topics discussed in biomedical </w:t>
+        <w:ind w:left="720"/>
+        <w:rPr>
+          <w:rFonts w:eastAsia="Times New Roman" w:cs="Times New Roman"/>
+          <w:kern w:val="0"/>
+          <w:sz w:val="22"/>
+          <w:szCs w:val="22"/>
+          <w14:ligatures w14:val="none"/>
+        </w:rPr>
+      </w:pPr>
+      <w:r>
+        <w:rPr>
+          <w:rFonts w:eastAsia="Times New Roman" w:cs="Times New Roman"/>
+          <w:kern w:val="0"/>
+          <w:sz w:val="22"/>
+          <w:szCs w:val="22"/>
+          <w14:ligatures w14:val="none"/>
+        </w:rPr>
+        <w:t xml:space="preserve">Just about everyone will be diagnosed with a chronic disease at some point in their life, requiring a greater degree of understanding.  We need to bridge the what and the </w:t>
+      </w:r>
+      <w:proofErr w:type="spellStart"/>
+      <w:r>
+        <w:rPr>
+          <w:rFonts w:eastAsia="Times New Roman" w:cs="Times New Roman"/>
+          <w:kern w:val="0"/>
+          <w:sz w:val="22"/>
+          <w:szCs w:val="22"/>
+          <w14:ligatures w14:val="none"/>
+        </w:rPr>
+        <w:t>how</w:t>
+      </w:r>
+      <w:proofErr w:type="spellEnd"/>
+      <w:r>
+        <w:rPr>
+          <w:rFonts w:eastAsia="Times New Roman" w:cs="Times New Roman"/>
+          <w:kern w:val="0"/>
+          <w:sz w:val="22"/>
+          <w:szCs w:val="22"/>
+          <w14:ligatures w14:val="none"/>
+        </w:rPr>
+        <w:t xml:space="preserve"> of learning.   </w:t>
+      </w:r>
+    </w:p>
+    <w:p>
+      <w:pPr>
+        <w:spacing w:before="100" w:beforeAutospacing="1" w:after="100" w:afterAutospacing="1" w:line="240" w:lineRule="auto"/>
+        <w:ind w:left="720"/>
+        <w:rPr>
+          <w:rFonts w:eastAsia="Times New Roman" w:cs="Times New Roman"/>
+          <w:kern w:val="0"/>
+          <w:sz w:val="22"/>
+          <w:szCs w:val="22"/>
+          <w14:ligatures w14:val="none"/>
+        </w:rPr>
+      </w:pPr>
+    </w:p>
+    <w:p>
+      <w:pPr>
+        <w:spacing w:before="100" w:beforeAutospacing="1" w:after="100" w:afterAutospacing="1" w:line="240" w:lineRule="auto"/>
+        <w:ind w:left="720"/>
+        <w:rPr>
+          <w:rFonts w:eastAsia="Times New Roman" w:cs="Times New Roman"/>
+          <w:kern w:val="0"/>
+          <w:sz w:val="22"/>
+          <w:szCs w:val="22"/>
+          <w14:ligatures w14:val="none"/>
+        </w:rPr>
+      </w:pPr>
+    </w:p>
+    <w:p>
+      <w:pPr>
+        <w:spacing w:before="100" w:beforeAutospacing="1" w:after="100" w:afterAutospacing="1" w:line="240" w:lineRule="auto"/>
+        <w:ind w:left="720"/>
+        <w:rPr>
+          <w:rFonts w:eastAsia="Times New Roman" w:cs="Times New Roman"/>
+          <w:kern w:val="0"/>
+          <w:sz w:val="22"/>
+          <w:szCs w:val="22"/>
+          <w14:ligatures w14:val="none"/>
+        </w:rPr>
+      </w:pPr>
+    </w:p>
+    <w:p>
+      <w:pPr>
+        <w:spacing w:before="100" w:beforeAutospacing="1" w:after="100" w:afterAutospacing="1" w:line="240" w:lineRule="auto"/>
+        <w:ind w:left="720"/>
+        <w:rPr>
+          <w:rFonts w:eastAsia="Times New Roman" w:cs="Times New Roman"/>
+          <w:kern w:val="0"/>
+          <w:sz w:val="22"/>
+          <w:szCs w:val="22"/>
+          <w14:ligatures w14:val="none"/>
+        </w:rPr>
+      </w:pPr>
+    </w:p>
+    <w:p>
+      <w:pPr>
+        <w:spacing w:before="100" w:beforeAutospacing="1" w:after="100" w:afterAutospacing="1" w:line="240" w:lineRule="auto"/>
+        <w:ind w:left="720"/>
+        <w:rPr>
+          <w:rFonts w:eastAsia="Times New Roman" w:cs="Times New Roman"/>
+          <w:kern w:val="0"/>
+          <w:sz w:val="22"/>
+          <w:szCs w:val="22"/>
+          <w14:ligatures w14:val="none"/>
+        </w:rPr>
+      </w:pPr>
+    </w:p>
+    <w:p>
+      <w:pPr>
+        <w:spacing w:before="100" w:beforeAutospacing="1" w:after="100" w:afterAutospacing="1" w:line="240" w:lineRule="auto"/>
+        <w:ind w:left="720"/>
+        <w:rPr>
+          <w:rFonts w:eastAsia="Times New Roman" w:cs="Times New Roman"/>
+          <w:kern w:val="0"/>
+          <w:sz w:val="22"/>
+          <w:szCs w:val="22"/>
+          <w14:ligatures w14:val="none"/>
+        </w:rPr>
+      </w:pPr>
+    </w:p>
+    <w:p>
+      <w:pPr>
+        <w:spacing w:before="100" w:beforeAutospacing="1" w:after="100" w:afterAutospacing="1" w:line="240" w:lineRule="auto"/>
+        <w:ind w:left="720"/>
+        <w:rPr>
+          <w:rFonts w:eastAsia="Times New Roman" w:cs="Times New Roman"/>
+          <w:kern w:val="0"/>
+          <w:sz w:val="22"/>
+          <w:szCs w:val="22"/>
+          <w14:ligatures w14:val="none"/>
+        </w:rPr>
+      </w:pPr>
+    </w:p>
+    <w:p>
+      <w:pPr>
+        <w:spacing w:before="100" w:beforeAutospacing="1" w:after="100" w:afterAutospacing="1" w:line="240" w:lineRule="auto"/>
+        <w:ind w:left="720"/>
+        <w:rPr>
+          <w:rFonts w:eastAsia="Times New Roman" w:cs="Times New Roman"/>
+          <w:kern w:val="0"/>
+          <w:sz w:val="22"/>
+          <w:szCs w:val="22"/>
+          <w14:ligatures w14:val="none"/>
+        </w:rPr>
+      </w:pPr>
+    </w:p>
+    <w:p>
+      <w:pPr>
+        <w:spacing w:before="100" w:beforeAutospacing="1" w:after="100" w:afterAutospacing="1" w:line="240" w:lineRule="auto"/>
+        <w:ind w:left="720"/>
+        <w:rPr>
+          <w:rFonts w:eastAsia="Times New Roman" w:cs="Times New Roman"/>
+          <w:kern w:val="0"/>
+          <w:sz w:val="22"/>
+          <w:szCs w:val="22"/>
+          <w14:ligatures w14:val="none"/>
+        </w:rPr>
+      </w:pPr>
+    </w:p>
+    <w:p>
+      <w:pPr>
+        <w:spacing w:before="100" w:beforeAutospacing="1" w:after="100" w:afterAutospacing="1" w:line="240" w:lineRule="auto"/>
+        <w:ind w:left="720"/>
+        <w:rPr>
+          <w:rFonts w:eastAsia="Times New Roman" w:cs="Times New Roman"/>
+          <w:kern w:val="0"/>
+          <w:sz w:val="22"/>
+          <w:szCs w:val="22"/>
+          <w14:ligatures w14:val="none"/>
+        </w:rPr>
+      </w:pPr>
+    </w:p>
+    <w:p>
+      <w:pPr>
+        <w:spacing w:before="100" w:beforeAutospacing="1" w:after="100" w:afterAutospacing="1" w:line="240" w:lineRule="auto"/>
+        <w:ind w:left="720"/>
+        <w:rPr>
+          <w:rFonts w:eastAsia="Times New Roman" w:cs="Times New Roman"/>
+          <w:kern w:val="0"/>
+          <w:sz w:val="22"/>
+          <w:szCs w:val="22"/>
+          <w14:ligatures w14:val="none"/>
+        </w:rPr>
+      </w:pPr>
+    </w:p>
+    <w:p>
+      <w:pPr>
+        <w:spacing w:before="100" w:beforeAutospacing="1" w:after="100" w:afterAutospacing="1" w:line="240" w:lineRule="auto"/>
+        <w:ind w:left="720"/>
+        <w:rPr>
+          <w:rFonts w:eastAsia="Times New Roman" w:cs="Times New Roman"/>
+          <w:kern w:val="0"/>
+          <w:sz w:val="22"/>
+          <w:szCs w:val="22"/>
+          <w14:ligatures w14:val="none"/>
+        </w:rPr>
+      </w:pPr>
+      <w:r>
+        <w:rPr>
+          <w:rFonts w:eastAsia="Times New Roman" w:cs="Times New Roman"/>
+          <w:kern w:val="0"/>
+          <w:sz w:val="22"/>
+          <w:szCs w:val="22"/>
+          <w14:ligatures w14:val="none"/>
+        </w:rPr>
+        <w:t xml:space="preserve">   </w:t>
+      </w:r>
+    </w:p>
+    <w:p>
+      <w:pPr>
+        <w:spacing w:before="100" w:beforeAutospacing="1" w:after="100" w:afterAutospacing="1" w:line="240" w:lineRule="auto"/>
+        <w:rPr>
+          <w:rFonts w:eastAsia="Times New Roman" w:cs="Times New Roman"/>
+          <w:kern w:val="0"/>
+          <w:sz w:val="22"/>
+          <w:szCs w:val="22"/>
+          <w14:ligatures w14:val="none"/>
+        </w:rPr>
+      </w:pPr>
+    </w:p>
+    <w:p>
+      <w:pPr>
+        <w:spacing w:before="100" w:beforeAutospacing="1" w:after="100" w:afterAutospacing="1" w:line="240" w:lineRule="auto"/>
+        <w:rPr>
+          <w:rFonts w:eastAsia="Times New Roman" w:cs="Times New Roman"/>
+          <w:kern w:val="0"/>
+          <w:sz w:val="22"/>
+          <w:szCs w:val="22"/>
+          <w14:ligatures w14:val="none"/>
+        </w:rPr>
+      </w:pPr>
+    </w:p>
+    <w:p>
+      <w:pPr>
+        <w:spacing w:before="100" w:beforeAutospacing="1" w:after="100" w:afterAutospacing="1" w:line="240" w:lineRule="auto"/>
+        <w:rPr>
+          <w:rFonts w:eastAsia="Times New Roman" w:cs="Times New Roman"/>
+          <w:kern w:val="0"/>
+          <w:sz w:val="22"/>
+          <w:szCs w:val="22"/>
+          <w14:ligatures w14:val="none"/>
+        </w:rPr>
+      </w:pPr>
+    </w:p>
+    <w:p>
+      <w:pPr>
+        <w:spacing w:before="100" w:beforeAutospacing="1" w:after="100" w:afterAutospacing="1" w:line="240" w:lineRule="auto"/>
+        <w:rPr>
+          <w:rFonts w:eastAsia="Times New Roman" w:cs="Times New Roman"/>
+          <w:kern w:val="0"/>
+          <w:sz w:val="22"/>
+          <w:szCs w:val="22"/>
+          <w14:ligatures w14:val="none"/>
+        </w:rPr>
+      </w:pPr>
+    </w:p>
+    <w:p>
+      <w:pPr>
+        <w:spacing w:before="100" w:beforeAutospacing="1" w:after="100" w:afterAutospacing="1" w:line="240" w:lineRule="auto"/>
+        <w:rPr>
+          <w:rFonts w:eastAsia="Times New Roman" w:cs="Times New Roman"/>
+          <w:kern w:val="0"/>
+          <w:sz w:val="22"/>
+          <w:szCs w:val="22"/>
+          <w14:ligatures w14:val="none"/>
+        </w:rPr>
+      </w:pPr>
+    </w:p>
+    <w:p>
+      <w:pPr>
+        <w:spacing w:before="100" w:beforeAutospacing="1" w:after="100" w:afterAutospacing="1" w:line="240" w:lineRule="auto"/>
+        <w:rPr>
+          <w:rFonts w:eastAsia="Times New Roman" w:cs="Times New Roman"/>
+          <w:kern w:val="0"/>
+          <w:sz w:val="22"/>
+          <w:szCs w:val="22"/>
+          <w14:ligatures w14:val="none"/>
+        </w:rPr>
+      </w:pPr>
+      <w:r>
+        <w:rPr>
+          <w:rFonts w:eastAsia="Times New Roman" w:cs="Times New Roman"/>
+          <w:kern w:val="0"/>
+          <w:sz w:val="22"/>
+          <w:szCs w:val="22"/>
+          <w14:ligatures w14:val="none"/>
+        </w:rPr>
+        <w:t xml:space="preserve">topics discussed in biomedical </w:t>
       </w:r>
       <w:proofErr w:type="gramStart"/>
       <w:r>
@@ -1533,7 +1694,6 @@
           <w:szCs w:val="22"/>
           <w14:ligatures w14:val="none"/>
         </w:rPr>
-        <w:lastRenderedPageBreak/>
         <w:t xml:space="preserve">This </w:t>
       </w:r>
       <w:r>
@@ -1733,6 +1893,7 @@
           <w:sz w:val="22"/>
           <w:szCs w:val="22"/>
         </w:rPr>
+        <w:lastRenderedPageBreak/>
         <w:drawing>
           <wp:inline distT="0" distB="0" distL="0" distR="0" wp14:anchorId="501E0B02" wp14:editId="543054DC">
             <wp:extent cx="4318000" cy="2473557"/>
@@ -2498,228 +2659,238 @@
           <w:szCs w:val="22"/>
           <w:shd w:val="clear" w:color="auto" w:fill="FFFFFF"/>
         </w:rPr>
+        <w:t>Care</w:t>
+      </w:r>
+      <w:r>
+        <w:rPr>
+          <w:color w:val="1B1B1B"/>
+          <w:sz w:val="22"/>
+          <w:szCs w:val="22"/>
+          <w:shd w:val="clear" w:color="auto" w:fill="FFFFFF"/>
+        </w:rPr>
+        <w:t>-</w:t>
+      </w:r>
+      <w:r>
+        <w:rPr>
+          <w:color w:val="1B1B1B"/>
+          <w:sz w:val="22"/>
+          <w:szCs w:val="22"/>
+          <w:shd w:val="clear" w:color="auto" w:fill="FFFFFF"/>
+        </w:rPr>
+        <w:t>to Plan</w:t>
+      </w:r>
+      <w:r>
+        <w:rPr>
+          <w:color w:val="1B1B1B"/>
+          <w:sz w:val="22"/>
+          <w:szCs w:val="22"/>
+          <w:shd w:val="clear" w:color="auto" w:fill="FFFFFF"/>
+        </w:rPr>
+        <w:t>-</w:t>
+      </w:r>
+      <w:r>
+        <w:rPr>
+          <w:color w:val="1B1B1B"/>
+          <w:sz w:val="22"/>
+          <w:szCs w:val="22"/>
+          <w:shd w:val="clear" w:color="auto" w:fill="FFFFFF"/>
+        </w:rPr>
+        <w:t>was “</w:t>
+      </w:r>
+      <w:r>
+        <w:rPr>
+          <w:color w:val="1B1B1B"/>
+          <w:sz w:val="22"/>
+          <w:szCs w:val="22"/>
+          <w:shd w:val="clear" w:color="auto" w:fill="FFFFFF"/>
+        </w:rPr>
+        <w:t>an online resource</w:t>
+      </w:r>
+      <w:r>
+        <w:rPr>
+          <w:color w:val="1B1B1B"/>
+          <w:sz w:val="22"/>
+          <w:szCs w:val="22"/>
+          <w:shd w:val="clear" w:color="auto" w:fill="FFFFFF"/>
+        </w:rPr>
+        <w:t xml:space="preserve"> </w:t>
+      </w:r>
+      <w:proofErr w:type="gramStart"/>
+      <w:r>
+        <w:rPr>
+          <w:color w:val="1B1B1B"/>
+          <w:sz w:val="22"/>
+          <w:szCs w:val="22"/>
+          <w:shd w:val="clear" w:color="auto" w:fill="FFFFFF"/>
+        </w:rPr>
+        <w:t xml:space="preserve">directory </w:t>
+      </w:r>
+      <w:r>
+        <w:rPr>
+          <w:color w:val="1B1B1B"/>
+          <w:sz w:val="22"/>
+          <w:szCs w:val="22"/>
+          <w:shd w:val="clear" w:color="auto" w:fill="FFFFFF"/>
+        </w:rPr>
+        <w:t xml:space="preserve"> for</w:t>
+      </w:r>
+      <w:proofErr w:type="gramEnd"/>
+      <w:r>
+        <w:rPr>
+          <w:color w:val="1B1B1B"/>
+          <w:sz w:val="22"/>
+          <w:szCs w:val="22"/>
+          <w:shd w:val="clear" w:color="auto" w:fill="FFFFFF"/>
+        </w:rPr>
+        <w:t xml:space="preserve"> dementia caregivers (e.g., relatives or unpaid nonrelatives) that generates tailored support recommendations</w:t>
+      </w:r>
+      <w:r>
+        <w:rPr>
+          <w:color w:val="1B1B1B"/>
+          <w:sz w:val="22"/>
+          <w:szCs w:val="22"/>
+          <w:shd w:val="clear" w:color="auto" w:fill="FFFFFF"/>
+        </w:rPr>
+        <w:t xml:space="preserve">.”  It was well </w:t>
+      </w:r>
+      <w:r>
+        <w:rPr>
+          <w:color w:val="1B1B1B"/>
+          <w:sz w:val="22"/>
+          <w:szCs w:val="22"/>
+          <w:shd w:val="clear" w:color="auto" w:fill="FFFFFF"/>
+        </w:rPr>
+        <w:t>received</w:t>
+      </w:r>
+      <w:r>
+        <w:rPr>
+          <w:color w:val="1B1B1B"/>
+          <w:sz w:val="22"/>
+          <w:szCs w:val="22"/>
+          <w:shd w:val="clear" w:color="auto" w:fill="FFFFFF"/>
+        </w:rPr>
+        <w:t xml:space="preserve"> and positively reviewed by over 400 experts.</w:t>
+      </w:r>
+    </w:p>
+    <w:p>
+      <w:pPr>
+        <w:spacing w:before="100" w:beforeAutospacing="1" w:after="100" w:afterAutospacing="1" w:line="240" w:lineRule="auto"/>
+        <w:rPr>
+          <w:rFonts w:eastAsia="Times New Roman" w:cs="Times New Roman"/>
+          <w:kern w:val="0"/>
+          <w:sz w:val="22"/>
+          <w:szCs w:val="22"/>
+          <w14:ligatures w14:val="none"/>
+        </w:rPr>
+      </w:pPr>
+      <w:r>
+        <w:rPr>
+          <w:rFonts w:eastAsia="Times New Roman" w:cs="Times New Roman"/>
+          <w:kern w:val="0"/>
+          <w:sz w:val="22"/>
+          <w:szCs w:val="22"/>
+          <w14:ligatures w14:val="none"/>
+        </w:rPr>
+        <w:t xml:space="preserve">The development of this online resource recommendation </w:t>
+      </w:r>
+      <w:proofErr w:type="gramStart"/>
+      <w:r>
+        <w:rPr>
+          <w:rFonts w:eastAsia="Times New Roman" w:cs="Times New Roman"/>
+          <w:kern w:val="0"/>
+          <w:sz w:val="22"/>
+          <w:szCs w:val="22"/>
+          <w14:ligatures w14:val="none"/>
+        </w:rPr>
+        <w:t>engine  was</w:t>
+      </w:r>
+      <w:proofErr w:type="gramEnd"/>
+      <w:r>
+        <w:rPr>
+          <w:rFonts w:eastAsia="Times New Roman" w:cs="Times New Roman"/>
+          <w:kern w:val="0"/>
+          <w:sz w:val="22"/>
+          <w:szCs w:val="22"/>
+          <w14:ligatures w14:val="none"/>
+        </w:rPr>
+        <w:t xml:space="preserve"> </w:t>
+      </w:r>
+      <w:proofErr w:type="gramStart"/>
+      <w:r>
+        <w:rPr>
+          <w:rFonts w:eastAsia="Times New Roman" w:cs="Times New Roman"/>
+          <w:kern w:val="0"/>
+          <w:sz w:val="22"/>
+          <w:szCs w:val="22"/>
+          <w14:ligatures w14:val="none"/>
+        </w:rPr>
+        <w:t>undertaken  10</w:t>
+      </w:r>
+      <w:proofErr w:type="gramEnd"/>
+      <w:r>
+        <w:rPr>
+          <w:rFonts w:eastAsia="Times New Roman" w:cs="Times New Roman"/>
+          <w:kern w:val="0"/>
+          <w:sz w:val="22"/>
+          <w:szCs w:val="22"/>
+          <w14:ligatures w14:val="none"/>
+        </w:rPr>
+        <w:t xml:space="preserve"> years ago, prior to having the </w:t>
+      </w:r>
+      <w:proofErr w:type="gramStart"/>
+      <w:r>
+        <w:rPr>
+          <w:rFonts w:eastAsia="Times New Roman" w:cs="Times New Roman"/>
+          <w:kern w:val="0"/>
+          <w:sz w:val="22"/>
+          <w:szCs w:val="22"/>
+          <w14:ligatures w14:val="none"/>
+        </w:rPr>
+        <w:t>powerful  AI</w:t>
+      </w:r>
+      <w:proofErr w:type="gramEnd"/>
+      <w:r>
+        <w:rPr>
+          <w:rFonts w:eastAsia="Times New Roman" w:cs="Times New Roman"/>
+          <w:kern w:val="0"/>
+          <w:sz w:val="22"/>
+          <w:szCs w:val="22"/>
+          <w14:ligatures w14:val="none"/>
+        </w:rPr>
+        <w:t xml:space="preserve"> tools needed </w:t>
+      </w:r>
+      <w:proofErr w:type="gramStart"/>
+      <w:r>
+        <w:rPr>
+          <w:rFonts w:eastAsia="Times New Roman" w:cs="Times New Roman"/>
+          <w:kern w:val="0"/>
+          <w:sz w:val="22"/>
+          <w:szCs w:val="22"/>
+          <w14:ligatures w14:val="none"/>
+        </w:rPr>
+        <w:t>to  ‘</w:t>
+      </w:r>
+      <w:proofErr w:type="gramEnd"/>
+      <w:r>
+        <w:rPr>
+          <w:rFonts w:eastAsia="Times New Roman" w:cs="Times New Roman"/>
+          <w:kern w:val="0"/>
+          <w:sz w:val="22"/>
+          <w:szCs w:val="22"/>
+          <w14:ligatures w14:val="none"/>
+        </w:rPr>
+        <w:t xml:space="preserve">move mountains of information’.  Care-to-Plan </w:t>
+      </w:r>
+      <w:r>
+        <w:rPr>
+          <w:rFonts w:eastAsia="Times New Roman" w:cs="Times New Roman"/>
+          <w:kern w:val="0"/>
+          <w:sz w:val="22"/>
+          <w:szCs w:val="22"/>
+          <w14:ligatures w14:val="none"/>
+        </w:rPr>
         <w:lastRenderedPageBreak/>
-        <w:t>Care</w:t>
-      </w:r>
-      <w:r>
-        <w:rPr>
-          <w:color w:val="1B1B1B"/>
-          <w:sz w:val="22"/>
-          <w:szCs w:val="22"/>
-          <w:shd w:val="clear" w:color="auto" w:fill="FFFFFF"/>
-        </w:rPr>
-        <w:t>-</w:t>
-      </w:r>
-      <w:r>
-        <w:rPr>
-          <w:color w:val="1B1B1B"/>
-          <w:sz w:val="22"/>
-          <w:szCs w:val="22"/>
-          <w:shd w:val="clear" w:color="auto" w:fill="FFFFFF"/>
-        </w:rPr>
-        <w:t>to Plan</w:t>
-      </w:r>
-      <w:r>
-        <w:rPr>
-          <w:color w:val="1B1B1B"/>
-          <w:sz w:val="22"/>
-          <w:szCs w:val="22"/>
-          <w:shd w:val="clear" w:color="auto" w:fill="FFFFFF"/>
-        </w:rPr>
-        <w:t>-</w:t>
-      </w:r>
-      <w:r>
-        <w:rPr>
-          <w:color w:val="1B1B1B"/>
-          <w:sz w:val="22"/>
-          <w:szCs w:val="22"/>
-          <w:shd w:val="clear" w:color="auto" w:fill="FFFFFF"/>
-        </w:rPr>
-        <w:t>was “</w:t>
-      </w:r>
-      <w:r>
-        <w:rPr>
-          <w:color w:val="1B1B1B"/>
-          <w:sz w:val="22"/>
-          <w:szCs w:val="22"/>
-          <w:shd w:val="clear" w:color="auto" w:fill="FFFFFF"/>
-        </w:rPr>
-        <w:t>an online resource</w:t>
-      </w:r>
-      <w:r>
-        <w:rPr>
-          <w:color w:val="1B1B1B"/>
-          <w:sz w:val="22"/>
-          <w:szCs w:val="22"/>
-          <w:shd w:val="clear" w:color="auto" w:fill="FFFFFF"/>
-        </w:rPr>
-        <w:t xml:space="preserve"> </w:t>
-      </w:r>
-      <w:proofErr w:type="gramStart"/>
-      <w:r>
-        <w:rPr>
-          <w:color w:val="1B1B1B"/>
-          <w:sz w:val="22"/>
-          <w:szCs w:val="22"/>
-          <w:shd w:val="clear" w:color="auto" w:fill="FFFFFF"/>
-        </w:rPr>
-        <w:t xml:space="preserve">directory </w:t>
-      </w:r>
-      <w:r>
-        <w:rPr>
-          <w:color w:val="1B1B1B"/>
-          <w:sz w:val="22"/>
-          <w:szCs w:val="22"/>
-          <w:shd w:val="clear" w:color="auto" w:fill="FFFFFF"/>
-        </w:rPr>
-        <w:t xml:space="preserve"> for</w:t>
-      </w:r>
-      <w:proofErr w:type="gramEnd"/>
-      <w:r>
-        <w:rPr>
-          <w:color w:val="1B1B1B"/>
-          <w:sz w:val="22"/>
-          <w:szCs w:val="22"/>
-          <w:shd w:val="clear" w:color="auto" w:fill="FFFFFF"/>
-        </w:rPr>
-        <w:t xml:space="preserve"> dementia caregivers (e.g., relatives or unpaid nonrelatives) that generates tailored support recommendations</w:t>
-      </w:r>
-      <w:r>
-        <w:rPr>
-          <w:color w:val="1B1B1B"/>
-          <w:sz w:val="22"/>
-          <w:szCs w:val="22"/>
-          <w:shd w:val="clear" w:color="auto" w:fill="FFFFFF"/>
-        </w:rPr>
-        <w:t xml:space="preserve">.”  It was well </w:t>
-      </w:r>
-      <w:r>
-        <w:rPr>
-          <w:color w:val="1B1B1B"/>
-          <w:sz w:val="22"/>
-          <w:szCs w:val="22"/>
-          <w:shd w:val="clear" w:color="auto" w:fill="FFFFFF"/>
-        </w:rPr>
-        <w:t>received</w:t>
-      </w:r>
-      <w:r>
-        <w:rPr>
-          <w:color w:val="1B1B1B"/>
-          <w:sz w:val="22"/>
-          <w:szCs w:val="22"/>
-          <w:shd w:val="clear" w:color="auto" w:fill="FFFFFF"/>
-        </w:rPr>
-        <w:t xml:space="preserve"> and positively reviewed by over 400 experts.</w:t>
-      </w:r>
-    </w:p>
-    <w:p>
-      <w:pPr>
-        <w:spacing w:before="100" w:beforeAutospacing="1" w:after="100" w:afterAutospacing="1" w:line="240" w:lineRule="auto"/>
-        <w:rPr>
-          <w:rFonts w:eastAsia="Times New Roman" w:cs="Times New Roman"/>
-          <w:kern w:val="0"/>
-          <w:sz w:val="22"/>
-          <w:szCs w:val="22"/>
-          <w14:ligatures w14:val="none"/>
-        </w:rPr>
-      </w:pPr>
-      <w:r>
-        <w:rPr>
-          <w:rFonts w:eastAsia="Times New Roman" w:cs="Times New Roman"/>
-          <w:kern w:val="0"/>
-          <w:sz w:val="22"/>
-          <w:szCs w:val="22"/>
-          <w14:ligatures w14:val="none"/>
-        </w:rPr>
-        <w:t xml:space="preserve">The development of this online resource recommendation </w:t>
-      </w:r>
-      <w:proofErr w:type="gramStart"/>
-      <w:r>
-        <w:rPr>
-          <w:rFonts w:eastAsia="Times New Roman" w:cs="Times New Roman"/>
-          <w:kern w:val="0"/>
-          <w:sz w:val="22"/>
-          <w:szCs w:val="22"/>
-          <w14:ligatures w14:val="none"/>
-        </w:rPr>
-        <w:t>engine  was</w:t>
-      </w:r>
-      <w:proofErr w:type="gramEnd"/>
-      <w:r>
-        <w:rPr>
-          <w:rFonts w:eastAsia="Times New Roman" w:cs="Times New Roman"/>
-          <w:kern w:val="0"/>
-          <w:sz w:val="22"/>
-          <w:szCs w:val="22"/>
-          <w14:ligatures w14:val="none"/>
-        </w:rPr>
-        <w:t xml:space="preserve"> </w:t>
-      </w:r>
-      <w:proofErr w:type="gramStart"/>
-      <w:r>
-        <w:rPr>
-          <w:rFonts w:eastAsia="Times New Roman" w:cs="Times New Roman"/>
-          <w:kern w:val="0"/>
-          <w:sz w:val="22"/>
-          <w:szCs w:val="22"/>
-          <w14:ligatures w14:val="none"/>
-        </w:rPr>
-        <w:t>undertaken  10</w:t>
-      </w:r>
-      <w:proofErr w:type="gramEnd"/>
-      <w:r>
-        <w:rPr>
-          <w:rFonts w:eastAsia="Times New Roman" w:cs="Times New Roman"/>
-          <w:kern w:val="0"/>
-          <w:sz w:val="22"/>
-          <w:szCs w:val="22"/>
-          <w14:ligatures w14:val="none"/>
-        </w:rPr>
-        <w:t xml:space="preserve"> years ago, prior to having the </w:t>
-      </w:r>
-      <w:proofErr w:type="gramStart"/>
-      <w:r>
-        <w:rPr>
-          <w:rFonts w:eastAsia="Times New Roman" w:cs="Times New Roman"/>
-          <w:kern w:val="0"/>
-          <w:sz w:val="22"/>
-          <w:szCs w:val="22"/>
-          <w14:ligatures w14:val="none"/>
-        </w:rPr>
-        <w:t>powerful  AI</w:t>
-      </w:r>
-      <w:proofErr w:type="gramEnd"/>
-      <w:r>
-        <w:rPr>
-          <w:rFonts w:eastAsia="Times New Roman" w:cs="Times New Roman"/>
-          <w:kern w:val="0"/>
-          <w:sz w:val="22"/>
-          <w:szCs w:val="22"/>
-          <w14:ligatures w14:val="none"/>
-        </w:rPr>
-        <w:t xml:space="preserve"> tools needed </w:t>
-      </w:r>
-      <w:proofErr w:type="gramStart"/>
-      <w:r>
-        <w:rPr>
-          <w:rFonts w:eastAsia="Times New Roman" w:cs="Times New Roman"/>
-          <w:kern w:val="0"/>
-          <w:sz w:val="22"/>
-          <w:szCs w:val="22"/>
-          <w14:ligatures w14:val="none"/>
-        </w:rPr>
-        <w:t>to  ‘</w:t>
-      </w:r>
-      <w:proofErr w:type="gramEnd"/>
-      <w:r>
-        <w:rPr>
-          <w:rFonts w:eastAsia="Times New Roman" w:cs="Times New Roman"/>
-          <w:kern w:val="0"/>
-          <w:sz w:val="22"/>
-          <w:szCs w:val="22"/>
-          <w14:ligatures w14:val="none"/>
-        </w:rPr>
-        <w:t xml:space="preserve">move mountains of information’.  Care-to-Plan underscored the importance of learning about this disease; </w:t>
+        <w:t xml:space="preserve">underscored the importance of learning about this disease; </w:t>
       </w:r>
       <w:proofErr w:type="gramStart"/>
       <w:r>
@@ -3014,7 +3185,7 @@
           </mc:Choice>
           <mc:Fallback>
             <w:pict>
-              <v:rect w14:anchorId="0416AD2C" id="Rectangle 8" o:spid="_x0000_s1026" style="width:23.85pt;height:23.85pt;visibility:visible;mso-wrap-style:square;mso-left-percent:-10001;mso-top-percent:-10001;mso-position-horizontal:absolute;mso-position-horizontal-relative:char;mso-position-vertical:absolute;mso-position-vertical-relative:line;mso-left-percent:-10001;mso-top-percent:-10001;v-text-anchor:top" o:gfxdata="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" filled="f" stroked="f">
+              <v:rect w14:anchorId="7670DF1C" id="Rectangle 8" o:spid="_x0000_s1026" style="width:23.85pt;height:23.85pt;visibility:visible;mso-wrap-style:square;mso-left-percent:-10001;mso-top-percent:-10001;mso-position-horizontal:absolute;mso-position-horizontal-relative:char;mso-position-vertical:absolute;mso-position-vertical-relative:line;mso-left-percent:-10001;mso-top-percent:-10001;v-text-anchor:top" o:gfxdata="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" filled="f" stroked="f">
                 <o:lock v:ext="edit" aspectratio="t"/>
                 <w10:anchorlock/>
               </v:rect>

--- a/Concept Artifact for KAco.docx
+++ b/Concept Artifact for KAco.docx
@@ -53,6 +53,106 @@
         </w:drawing>
       </w:r>
     </w:p>
+    <w:p/>
+    <w:p/>
+    <w:p>
+      <w:pPr>
+        <w:jc w:val="center"/>
+        <w:rPr>
+          <w:color w:val="4C94D8" w:themeColor="text2" w:themeTint="80"/>
+        </w:rPr>
+      </w:pPr>
+      <w:r>
+        <w:rPr>
+          <w:b/>
+          <w:bCs/>
+          <w:color w:val="4C94D8" w:themeColor="text2" w:themeTint="80"/>
+        </w:rPr>
+        <w:t>Our Mission</w:t>
+      </w:r>
+      <w:r>
+        <w:rPr>
+          <w:color w:val="4C94D8" w:themeColor="text2" w:themeTint="80"/>
+        </w:rPr>
+        <w:t>:</w:t>
+      </w:r>
+    </w:p>
+    <w:p>
+      <w:pPr>
+        <w:jc w:val="center"/>
+        <w:rPr>
+          <w:rFonts w:ascii="Times New Roman" w:hAnsi="Times New Roman" w:cs="Times New Roman"/>
+          <w:i/>
+          <w:iCs/>
+          <w:sz w:val="22"/>
+          <w:szCs w:val="22"/>
+        </w:rPr>
+      </w:pPr>
+      <w:r>
+        <w:rPr>
+          <w:rFonts w:ascii="Times New Roman" w:hAnsi="Times New Roman" w:cs="Times New Roman"/>
+          <w:i/>
+          <w:iCs/>
+          <w:sz w:val="22"/>
+          <w:szCs w:val="22"/>
+        </w:rPr>
+        <w:t>Improve Patient Education by shifting the focus from ‘</w:t>
+      </w:r>
+      <w:proofErr w:type="gramStart"/>
+      <w:r>
+        <w:rPr>
+          <w:rFonts w:ascii="Times New Roman" w:hAnsi="Times New Roman" w:cs="Times New Roman"/>
+          <w:i/>
+          <w:iCs/>
+          <w:sz w:val="22"/>
+          <w:szCs w:val="22"/>
+        </w:rPr>
+        <w:t>educating</w:t>
+      </w:r>
+      <w:r>
+        <w:rPr>
+          <w:rFonts w:ascii="Times New Roman" w:hAnsi="Times New Roman" w:cs="Times New Roman"/>
+          <w:i/>
+          <w:iCs/>
+          <w:sz w:val="22"/>
+          <w:szCs w:val="22"/>
+        </w:rPr>
+        <w:t>;</w:t>
+      </w:r>
+      <w:proofErr w:type="gramEnd"/>
+      <w:r>
+        <w:rPr>
+          <w:rFonts w:ascii="Times New Roman" w:hAnsi="Times New Roman" w:cs="Times New Roman"/>
+          <w:i/>
+          <w:iCs/>
+          <w:sz w:val="22"/>
+          <w:szCs w:val="22"/>
+        </w:rPr>
+        <w:t xml:space="preserve"> telling people </w:t>
+      </w:r>
+      <w:proofErr w:type="gramStart"/>
+      <w:r>
+        <w:rPr>
+          <w:rFonts w:ascii="Times New Roman" w:hAnsi="Times New Roman" w:cs="Times New Roman"/>
+          <w:i/>
+          <w:iCs/>
+          <w:sz w:val="22"/>
+          <w:szCs w:val="22"/>
+        </w:rPr>
+        <w:t>‘what</w:t>
+      </w:r>
+      <w:proofErr w:type="gramEnd"/>
+      <w:r>
+        <w:rPr>
+          <w:rFonts w:ascii="Times New Roman" w:hAnsi="Times New Roman" w:cs="Times New Roman"/>
+          <w:i/>
+          <w:iCs/>
+          <w:sz w:val="22"/>
+          <w:szCs w:val="22"/>
+        </w:rPr>
+        <w:t xml:space="preserve"> to learn’ to teaching people ‘how to learn’. </w:t>
+      </w:r>
+    </w:p>
     <w:p>
       <w:pPr>
         <w:rPr>
@@ -498,6 +598,7 @@
           <w:szCs w:val="22"/>
           <w14:ligatures w14:val="none"/>
         </w:rPr>
+        <w:lastRenderedPageBreak/>
         <w:t>Inconsistent quality</w:t>
       </w:r>
       <w:r>
@@ -572,6 +673,7 @@
           <w:kern w:val="0"/>
           <w:sz w:val="22"/>
           <w:szCs w:val="22"/>
+          <w:highlight w:val="yellow"/>
           <w14:ligatures w14:val="none"/>
         </w:rPr>
         <w:t xml:space="preserve">Patient education </w:t>
@@ -584,6 +686,7 @@
           <w:kern w:val="0"/>
           <w:sz w:val="22"/>
           <w:szCs w:val="22"/>
+          <w:highlight w:val="yellow"/>
           <w14:ligatures w14:val="none"/>
         </w:rPr>
         <w:t>should</w:t>
@@ -594,6 +697,7 @@
           <w:kern w:val="0"/>
           <w:sz w:val="22"/>
           <w:szCs w:val="22"/>
+          <w:highlight w:val="yellow"/>
           <w14:ligatures w14:val="none"/>
         </w:rPr>
         <w:t xml:space="preserve"> work and </w:t>
@@ -606,6 +710,7 @@
           <w:kern w:val="0"/>
           <w:sz w:val="22"/>
           <w:szCs w:val="22"/>
+          <w:highlight w:val="yellow"/>
           <w14:ligatures w14:val="none"/>
         </w:rPr>
         <w:t>can</w:t>
@@ -616,20 +721,20 @@
           <w:kern w:val="0"/>
           <w:sz w:val="22"/>
           <w:szCs w:val="22"/>
-          <w14:ligatures w14:val="none"/>
-        </w:rPr>
-        <w:t xml:space="preserve"> work when properly implemented. But there's a large gap between the controlled studies showing benefits and real-world implementation where time pressures, literacy mismatches, limited adoption, and resource constraints </w:t>
-      </w:r>
-      <w:r>
-        <w:rPr>
-          <w:rFonts w:eastAsia="Times New Roman" w:cs="Times New Roman"/>
-          <w:kern w:val="0"/>
-          <w:sz w:val="22"/>
-          <w:szCs w:val="22"/>
-          <w14:ligatures w14:val="none"/>
-        </w:rPr>
-        <w:lastRenderedPageBreak/>
-        <w:t>undermine effectiveness. The promise is there, but many healthcare systems haven't yet figured out how to deliver it reliably at scale.</w:t>
+          <w:highlight w:val="yellow"/>
+          <w14:ligatures w14:val="none"/>
+        </w:rPr>
+        <w:t xml:space="preserve"> work when properly implemented.</w:t>
+      </w:r>
+      <w:r>
+        <w:rPr>
+          <w:rFonts w:eastAsia="Times New Roman" w:cs="Times New Roman"/>
+          <w:kern w:val="0"/>
+          <w:sz w:val="22"/>
+          <w:szCs w:val="22"/>
+          <w14:ligatures w14:val="none"/>
+        </w:rPr>
+        <w:t xml:space="preserve"> But there's a large gap between the controlled studies showing benefits and real-world implementation where time pressures, literacy mismatches, limited adoption, and resource constraints undermine effectiveness. The promise is there, but many healthcare systems haven't yet figured out how to deliver it reliably at scale.</w:t>
       </w:r>
     </w:p>
     <w:p>
@@ -842,6 +947,176 @@
         </w:rPr>
         <w:t xml:space="preserve"> </w:t>
       </w:r>
+      <w:r>
+        <w:rPr>
+          <w:rFonts w:eastAsia="Times New Roman" w:cs="Times New Roman"/>
+          <w:kern w:val="0"/>
+          <w:sz w:val="22"/>
+          <w:szCs w:val="22"/>
+          <w14:ligatures w14:val="none"/>
+        </w:rPr>
+        <w:t>tell people what they need to kno</w:t>
+      </w:r>
+      <w:r>
+        <w:rPr>
+          <w:rFonts w:eastAsia="Times New Roman" w:cs="Times New Roman"/>
+          <w:kern w:val="0"/>
+          <w:sz w:val="22"/>
+          <w:szCs w:val="22"/>
+          <w14:ligatures w14:val="none"/>
+        </w:rPr>
+        <w:t xml:space="preserve">w </w:t>
+      </w:r>
+      <w:r>
+        <w:rPr>
+          <w:rFonts w:eastAsia="Times New Roman" w:cs="Times New Roman"/>
+          <w:kern w:val="0"/>
+          <w:sz w:val="22"/>
+          <w:szCs w:val="22"/>
+          <w14:ligatures w14:val="none"/>
+        </w:rPr>
+        <w:t>not encouraging</w:t>
+      </w:r>
+      <w:r>
+        <w:rPr>
+          <w:rFonts w:eastAsia="Times New Roman" w:cs="Times New Roman"/>
+          <w:kern w:val="0"/>
+          <w:sz w:val="22"/>
+          <w:szCs w:val="22"/>
+          <w14:ligatures w14:val="none"/>
+        </w:rPr>
+        <w:t xml:space="preserve"> them to learn how to learn, the </w:t>
+      </w:r>
+      <w:r>
+        <w:rPr>
+          <w:rFonts w:eastAsia="Times New Roman" w:cs="Times New Roman"/>
+          <w:kern w:val="0"/>
+          <w:sz w:val="22"/>
+          <w:szCs w:val="22"/>
+          <w14:ligatures w14:val="none"/>
+        </w:rPr>
+        <w:t xml:space="preserve">Critical </w:t>
+      </w:r>
+      <w:r>
+        <w:rPr>
+          <w:rFonts w:eastAsia="Times New Roman" w:cs="Times New Roman"/>
+          <w:kern w:val="0"/>
+          <w:sz w:val="22"/>
+          <w:szCs w:val="22"/>
+          <w14:ligatures w14:val="none"/>
+        </w:rPr>
+        <w:t>T</w:t>
+      </w:r>
+      <w:r>
+        <w:rPr>
+          <w:rFonts w:eastAsia="Times New Roman" w:cs="Times New Roman"/>
+          <w:kern w:val="0"/>
+          <w:sz w:val="22"/>
+          <w:szCs w:val="22"/>
+          <w14:ligatures w14:val="none"/>
+        </w:rPr>
+        <w:t>hinking</w:t>
+      </w:r>
+      <w:r>
+        <w:rPr>
+          <w:rFonts w:eastAsia="Times New Roman" w:cs="Times New Roman"/>
+          <w:kern w:val="0"/>
+          <w:sz w:val="22"/>
+          <w:szCs w:val="22"/>
+          <w14:ligatures w14:val="none"/>
+        </w:rPr>
+        <w:t xml:space="preserve"> skills needed to learn.  </w:t>
+      </w:r>
+      <w:r>
+        <w:rPr>
+          <w:rFonts w:eastAsia="Times New Roman" w:cs="Times New Roman"/>
+          <w:kern w:val="0"/>
+          <w:sz w:val="22"/>
+          <w:szCs w:val="22"/>
+          <w14:ligatures w14:val="none"/>
+        </w:rPr>
+        <w:t xml:space="preserve">  Education</w:t>
+      </w:r>
+      <w:r>
+        <w:rPr>
+          <w:rFonts w:eastAsia="Times New Roman" w:cs="Times New Roman"/>
+          <w:kern w:val="0"/>
+          <w:sz w:val="22"/>
+          <w:szCs w:val="22"/>
+          <w14:ligatures w14:val="none"/>
+        </w:rPr>
+        <w:t>al programs are developed to</w:t>
+      </w:r>
+      <w:r>
+        <w:rPr>
+          <w:rFonts w:eastAsia="Times New Roman" w:cs="Times New Roman"/>
+          <w:kern w:val="0"/>
+          <w:sz w:val="22"/>
+          <w:szCs w:val="22"/>
+          <w14:ligatures w14:val="none"/>
+        </w:rPr>
+        <w:t xml:space="preserve"> be efficient.  Learning is a</w:t>
+      </w:r>
+      <w:r>
+        <w:rPr>
+          <w:rFonts w:eastAsia="Times New Roman" w:cs="Times New Roman"/>
+          <w:kern w:val="0"/>
+          <w:sz w:val="22"/>
+          <w:szCs w:val="22"/>
+          <w14:ligatures w14:val="none"/>
+        </w:rPr>
+        <w:t xml:space="preserve"> p</w:t>
+      </w:r>
+      <w:r>
+        <w:rPr>
+          <w:rFonts w:eastAsia="Times New Roman" w:cs="Times New Roman"/>
+          <w:kern w:val="0"/>
+          <w:sz w:val="22"/>
+          <w:szCs w:val="22"/>
+          <w14:ligatures w14:val="none"/>
+        </w:rPr>
+        <w:t>ersonal</w:t>
+      </w:r>
+      <w:r>
+        <w:rPr>
+          <w:rFonts w:eastAsia="Times New Roman" w:cs="Times New Roman"/>
+          <w:kern w:val="0"/>
+          <w:sz w:val="22"/>
+          <w:szCs w:val="22"/>
+          <w14:ligatures w14:val="none"/>
+        </w:rPr>
+        <w:t xml:space="preserve"> </w:t>
+      </w:r>
+      <w:r>
+        <w:rPr>
+          <w:rFonts w:eastAsia="Times New Roman" w:cs="Times New Roman"/>
+          <w:kern w:val="0"/>
+          <w:sz w:val="22"/>
+          <w:szCs w:val="22"/>
+          <w14:ligatures w14:val="none"/>
+        </w:rPr>
+        <w:t>commitment to</w:t>
+      </w:r>
+      <w:r>
+        <w:rPr>
+          <w:rFonts w:eastAsia="Times New Roman" w:cs="Times New Roman"/>
+          <w:kern w:val="0"/>
+          <w:sz w:val="22"/>
+          <w:szCs w:val="22"/>
+          <w14:ligatures w14:val="none"/>
+        </w:rPr>
+        <w:t xml:space="preserve"> learning </w:t>
+      </w:r>
+      <w:r>
+        <w:rPr>
+          <w:rFonts w:eastAsia="Times New Roman" w:cs="Times New Roman"/>
+          <w:kern w:val="0"/>
+          <w:sz w:val="22"/>
+          <w:szCs w:val="22"/>
+          <w14:ligatures w14:val="none"/>
+        </w:rPr>
+        <w:t xml:space="preserve">how to </w:t>
+      </w:r>
       <w:proofErr w:type="gramStart"/>
       <w:r>
         <w:rPr>
@@ -851,647 +1126,211 @@
           <w:szCs w:val="22"/>
           <w14:ligatures w14:val="none"/>
         </w:rPr>
-        <w:t>We</w:t>
+        <w:t>learn.</w:t>
+      </w:r>
+      <w:r>
+        <w:rPr>
+          <w:rFonts w:eastAsia="Times New Roman" w:cs="Times New Roman"/>
+          <w:kern w:val="0"/>
+          <w:sz w:val="22"/>
+          <w:szCs w:val="22"/>
+          <w14:ligatures w14:val="none"/>
+        </w:rPr>
+        <w:t>.</w:t>
       </w:r>
       <w:proofErr w:type="gramEnd"/>
-      <w:r>
-        <w:rPr>
-          <w:rFonts w:eastAsia="Times New Roman" w:cs="Times New Roman"/>
-          <w:kern w:val="0"/>
-          <w:sz w:val="22"/>
-          <w:szCs w:val="22"/>
-          <w14:ligatures w14:val="none"/>
-        </w:rPr>
-        <w:t xml:space="preserve"> </w:t>
-      </w:r>
-      <w:r>
-        <w:rPr>
-          <w:rFonts w:eastAsia="Times New Roman" w:cs="Times New Roman"/>
-          <w:kern w:val="0"/>
-          <w:sz w:val="22"/>
-          <w:szCs w:val="22"/>
-          <w14:ligatures w14:val="none"/>
-        </w:rPr>
-        <w:t xml:space="preserve">tell people </w:t>
-      </w:r>
-      <w:proofErr w:type="gramStart"/>
-      <w:r>
-        <w:rPr>
-          <w:rFonts w:eastAsia="Times New Roman" w:cs="Times New Roman"/>
-          <w:kern w:val="0"/>
-          <w:sz w:val="22"/>
-          <w:szCs w:val="22"/>
-          <w14:ligatures w14:val="none"/>
-        </w:rPr>
-        <w:t>‘</w:t>
-      </w:r>
-      <w:r>
-        <w:rPr>
-          <w:rFonts w:eastAsia="Times New Roman" w:cs="Times New Roman"/>
-          <w:kern w:val="0"/>
-          <w:sz w:val="22"/>
-          <w:szCs w:val="22"/>
-          <w14:ligatures w14:val="none"/>
-        </w:rPr>
-        <w:t>what</w:t>
-      </w:r>
-      <w:proofErr w:type="gramEnd"/>
-      <w:r>
-        <w:rPr>
-          <w:rFonts w:eastAsia="Times New Roman" w:cs="Times New Roman"/>
-          <w:kern w:val="0"/>
-          <w:sz w:val="22"/>
-          <w:szCs w:val="22"/>
-          <w14:ligatures w14:val="none"/>
-        </w:rPr>
-        <w:t>’</w:t>
-      </w:r>
-      <w:r>
-        <w:rPr>
-          <w:rFonts w:eastAsia="Times New Roman" w:cs="Times New Roman"/>
-          <w:kern w:val="0"/>
-          <w:sz w:val="22"/>
-          <w:szCs w:val="22"/>
-          <w14:ligatures w14:val="none"/>
-        </w:rPr>
-        <w:t xml:space="preserve"> they need to kno</w:t>
-      </w:r>
-      <w:r>
-        <w:rPr>
-          <w:rFonts w:eastAsia="Times New Roman" w:cs="Times New Roman"/>
-          <w:kern w:val="0"/>
-          <w:sz w:val="22"/>
-          <w:szCs w:val="22"/>
-          <w14:ligatures w14:val="none"/>
-        </w:rPr>
-        <w:t>w</w:t>
-      </w:r>
-      <w:r>
-        <w:rPr>
-          <w:rFonts w:eastAsia="Times New Roman" w:cs="Times New Roman"/>
-          <w:kern w:val="0"/>
-          <w:sz w:val="22"/>
-          <w:szCs w:val="22"/>
-          <w14:ligatures w14:val="none"/>
-        </w:rPr>
-        <w:t>. We are not</w:t>
-      </w:r>
-      <w:r>
-        <w:rPr>
-          <w:rFonts w:eastAsia="Times New Roman" w:cs="Times New Roman"/>
-          <w:kern w:val="0"/>
-          <w:sz w:val="22"/>
-          <w:szCs w:val="22"/>
-          <w14:ligatures w14:val="none"/>
-        </w:rPr>
-        <w:t xml:space="preserve"> </w:t>
-      </w:r>
-      <w:proofErr w:type="spellStart"/>
-      <w:r>
-        <w:rPr>
-          <w:rFonts w:eastAsia="Times New Roman" w:cs="Times New Roman"/>
-          <w:kern w:val="0"/>
-          <w:sz w:val="22"/>
-          <w:szCs w:val="22"/>
-          <w14:ligatures w14:val="none"/>
-        </w:rPr>
-        <w:t>not</w:t>
-      </w:r>
-      <w:proofErr w:type="spellEnd"/>
-      <w:r>
-        <w:rPr>
-          <w:rFonts w:eastAsia="Times New Roman" w:cs="Times New Roman"/>
-          <w:kern w:val="0"/>
-          <w:sz w:val="22"/>
-          <w:szCs w:val="22"/>
-          <w14:ligatures w14:val="none"/>
-        </w:rPr>
-        <w:t xml:space="preserve"> encouraging</w:t>
-      </w:r>
-      <w:r>
-        <w:rPr>
-          <w:rFonts w:eastAsia="Times New Roman" w:cs="Times New Roman"/>
-          <w:kern w:val="0"/>
-          <w:sz w:val="22"/>
-          <w:szCs w:val="22"/>
-          <w14:ligatures w14:val="none"/>
-        </w:rPr>
-        <w:t xml:space="preserve"> them to learn </w:t>
-      </w:r>
-      <w:r>
-        <w:rPr>
-          <w:rFonts w:eastAsia="Times New Roman" w:cs="Times New Roman"/>
-          <w:kern w:val="0"/>
-          <w:sz w:val="22"/>
-          <w:szCs w:val="22"/>
-          <w14:ligatures w14:val="none"/>
-        </w:rPr>
-        <w:t>‘</w:t>
-      </w:r>
-      <w:r>
-        <w:rPr>
-          <w:rFonts w:eastAsia="Times New Roman" w:cs="Times New Roman"/>
-          <w:kern w:val="0"/>
-          <w:sz w:val="22"/>
-          <w:szCs w:val="22"/>
-          <w14:ligatures w14:val="none"/>
-        </w:rPr>
-        <w:t>how</w:t>
-      </w:r>
-      <w:r>
-        <w:rPr>
-          <w:rFonts w:eastAsia="Times New Roman" w:cs="Times New Roman"/>
-          <w:kern w:val="0"/>
-          <w:sz w:val="22"/>
-          <w:szCs w:val="22"/>
-          <w14:ligatures w14:val="none"/>
-        </w:rPr>
-        <w:t>’</w:t>
-      </w:r>
-      <w:r>
-        <w:rPr>
-          <w:rFonts w:eastAsia="Times New Roman" w:cs="Times New Roman"/>
-          <w:kern w:val="0"/>
-          <w:sz w:val="22"/>
-          <w:szCs w:val="22"/>
-          <w14:ligatures w14:val="none"/>
-        </w:rPr>
-        <w:t xml:space="preserve"> to learn</w:t>
-      </w:r>
-      <w:r>
-        <w:rPr>
-          <w:rFonts w:eastAsia="Times New Roman" w:cs="Times New Roman"/>
-          <w:kern w:val="0"/>
-          <w:sz w:val="22"/>
-          <w:szCs w:val="22"/>
-          <w14:ligatures w14:val="none"/>
-        </w:rPr>
-        <w:t xml:space="preserve">; the how-learning </w:t>
-      </w:r>
-      <w:proofErr w:type="gramStart"/>
-      <w:r>
-        <w:rPr>
-          <w:rFonts w:eastAsia="Times New Roman" w:cs="Times New Roman"/>
-          <w:kern w:val="0"/>
-          <w:sz w:val="22"/>
-          <w:szCs w:val="22"/>
-          <w14:ligatures w14:val="none"/>
-        </w:rPr>
-        <w:t xml:space="preserve">embody  </w:t>
-      </w:r>
-      <w:r>
-        <w:rPr>
-          <w:rFonts w:eastAsia="Times New Roman" w:cs="Times New Roman"/>
-          <w:kern w:val="0"/>
-          <w:sz w:val="22"/>
-          <w:szCs w:val="22"/>
-          <w14:ligatures w14:val="none"/>
-        </w:rPr>
-        <w:t>the</w:t>
-      </w:r>
-      <w:proofErr w:type="gramEnd"/>
-      <w:r>
-        <w:rPr>
-          <w:rFonts w:eastAsia="Times New Roman" w:cs="Times New Roman"/>
-          <w:kern w:val="0"/>
-          <w:sz w:val="22"/>
-          <w:szCs w:val="22"/>
-          <w14:ligatures w14:val="none"/>
-        </w:rPr>
-        <w:t xml:space="preserve"> </w:t>
-      </w:r>
-      <w:r>
-        <w:rPr>
-          <w:rFonts w:eastAsia="Times New Roman" w:cs="Times New Roman"/>
-          <w:kern w:val="0"/>
-          <w:sz w:val="22"/>
-          <w:szCs w:val="22"/>
-          <w14:ligatures w14:val="none"/>
-        </w:rPr>
-        <w:t xml:space="preserve">Critical </w:t>
-      </w:r>
-      <w:r>
-        <w:rPr>
-          <w:rFonts w:eastAsia="Times New Roman" w:cs="Times New Roman"/>
-          <w:kern w:val="0"/>
-          <w:sz w:val="22"/>
-          <w:szCs w:val="22"/>
-          <w14:ligatures w14:val="none"/>
-        </w:rPr>
-        <w:t>T</w:t>
-      </w:r>
-      <w:r>
-        <w:rPr>
-          <w:rFonts w:eastAsia="Times New Roman" w:cs="Times New Roman"/>
-          <w:kern w:val="0"/>
-          <w:sz w:val="22"/>
-          <w:szCs w:val="22"/>
-          <w14:ligatures w14:val="none"/>
-        </w:rPr>
-        <w:t>hinking</w:t>
-      </w:r>
-      <w:r>
-        <w:rPr>
-          <w:rFonts w:eastAsia="Times New Roman" w:cs="Times New Roman"/>
-          <w:kern w:val="0"/>
-          <w:sz w:val="22"/>
-          <w:szCs w:val="22"/>
-          <w14:ligatures w14:val="none"/>
-        </w:rPr>
-        <w:t xml:space="preserve"> skill</w:t>
-      </w:r>
-      <w:r>
-        <w:rPr>
-          <w:rFonts w:eastAsia="Times New Roman" w:cs="Times New Roman"/>
-          <w:kern w:val="0"/>
-          <w:sz w:val="22"/>
-          <w:szCs w:val="22"/>
-          <w14:ligatures w14:val="none"/>
-        </w:rPr>
-        <w:t>s</w:t>
-      </w:r>
-      <w:r>
-        <w:rPr>
-          <w:rFonts w:eastAsia="Times New Roman" w:cs="Times New Roman"/>
-          <w:kern w:val="0"/>
-          <w:sz w:val="22"/>
-          <w:szCs w:val="22"/>
-          <w14:ligatures w14:val="none"/>
-        </w:rPr>
-        <w:t xml:space="preserve">.  </w:t>
-      </w:r>
-      <w:r>
-        <w:rPr>
-          <w:rFonts w:eastAsia="Times New Roman" w:cs="Times New Roman"/>
-          <w:kern w:val="0"/>
-          <w:sz w:val="22"/>
-          <w:szCs w:val="22"/>
-          <w14:ligatures w14:val="none"/>
-        </w:rPr>
-        <w:t xml:space="preserve">  Education</w:t>
-      </w:r>
-      <w:r>
-        <w:rPr>
-          <w:rFonts w:eastAsia="Times New Roman" w:cs="Times New Roman"/>
-          <w:kern w:val="0"/>
-          <w:sz w:val="22"/>
-          <w:szCs w:val="22"/>
-          <w14:ligatures w14:val="none"/>
-        </w:rPr>
-        <w:t>al programs are developed to</w:t>
-      </w:r>
-      <w:r>
-        <w:rPr>
-          <w:rFonts w:eastAsia="Times New Roman" w:cs="Times New Roman"/>
-          <w:kern w:val="0"/>
-          <w:sz w:val="22"/>
-          <w:szCs w:val="22"/>
-          <w14:ligatures w14:val="none"/>
-        </w:rPr>
-        <w:t xml:space="preserve"> be efficient.  Learning is a</w:t>
-      </w:r>
-      <w:r>
-        <w:rPr>
-          <w:rFonts w:eastAsia="Times New Roman" w:cs="Times New Roman"/>
-          <w:kern w:val="0"/>
-          <w:sz w:val="22"/>
-          <w:szCs w:val="22"/>
-          <w14:ligatures w14:val="none"/>
-        </w:rPr>
-        <w:t xml:space="preserve"> p</w:t>
-      </w:r>
-      <w:r>
-        <w:rPr>
-          <w:rFonts w:eastAsia="Times New Roman" w:cs="Times New Roman"/>
-          <w:kern w:val="0"/>
-          <w:sz w:val="22"/>
-          <w:szCs w:val="22"/>
-          <w14:ligatures w14:val="none"/>
-        </w:rPr>
-        <w:t>ersonal</w:t>
-      </w:r>
-      <w:r>
-        <w:rPr>
-          <w:rFonts w:eastAsia="Times New Roman" w:cs="Times New Roman"/>
-          <w:kern w:val="0"/>
-          <w:sz w:val="22"/>
-          <w:szCs w:val="22"/>
-          <w14:ligatures w14:val="none"/>
-        </w:rPr>
-        <w:t xml:space="preserve"> </w:t>
-      </w:r>
-      <w:r>
-        <w:rPr>
-          <w:rFonts w:eastAsia="Times New Roman" w:cs="Times New Roman"/>
-          <w:kern w:val="0"/>
-          <w:sz w:val="22"/>
-          <w:szCs w:val="22"/>
-          <w14:ligatures w14:val="none"/>
-        </w:rPr>
-        <w:t>commitment</w:t>
-      </w:r>
-      <w:r>
-        <w:rPr>
-          <w:rFonts w:eastAsia="Times New Roman" w:cs="Times New Roman"/>
-          <w:kern w:val="0"/>
-          <w:sz w:val="22"/>
-          <w:szCs w:val="22"/>
-          <w14:ligatures w14:val="none"/>
-        </w:rPr>
-        <w:t xml:space="preserve"> to improving one’s health.</w:t>
-      </w:r>
     </w:p>
     <w:p>
       <w:pPr>
         <w:spacing w:before="100" w:beforeAutospacing="1" w:after="100" w:afterAutospacing="1" w:line="240" w:lineRule="auto"/>
-        <w:ind w:left="720"/>
-        <w:rPr>
-          <w:rFonts w:eastAsia="Times New Roman" w:cs="Times New Roman"/>
-          <w:kern w:val="0"/>
-          <w:sz w:val="22"/>
-          <w:szCs w:val="22"/>
-          <w14:ligatures w14:val="none"/>
-        </w:rPr>
-      </w:pPr>
-      <w:r>
-        <w:rPr>
-          <w:rFonts w:eastAsia="Times New Roman" w:cs="Times New Roman"/>
-          <w:kern w:val="0"/>
-          <w:sz w:val="22"/>
-          <w:szCs w:val="22"/>
-          <w14:ligatures w14:val="none"/>
-        </w:rPr>
-        <w:t xml:space="preserve">Just about everyone will be diagnosed with a chronic disease at some point in their life, requiring a greater degree of understanding.  We need to bridge the what and the </w:t>
-      </w:r>
-      <w:proofErr w:type="spellStart"/>
-      <w:r>
-        <w:rPr>
-          <w:rFonts w:eastAsia="Times New Roman" w:cs="Times New Roman"/>
-          <w:kern w:val="0"/>
-          <w:sz w:val="22"/>
-          <w:szCs w:val="22"/>
-          <w14:ligatures w14:val="none"/>
-        </w:rPr>
-        <w:t>how</w:t>
-      </w:r>
-      <w:proofErr w:type="spellEnd"/>
-      <w:r>
-        <w:rPr>
-          <w:rFonts w:eastAsia="Times New Roman" w:cs="Times New Roman"/>
-          <w:kern w:val="0"/>
-          <w:sz w:val="22"/>
-          <w:szCs w:val="22"/>
-          <w14:ligatures w14:val="none"/>
-        </w:rPr>
-        <w:t xml:space="preserve"> of learning.   </w:t>
-      </w:r>
-    </w:p>
-    <w:p>
-      <w:pPr>
-        <w:spacing w:before="100" w:beforeAutospacing="1" w:after="100" w:afterAutospacing="1" w:line="240" w:lineRule="auto"/>
-        <w:ind w:left="720"/>
-        <w:rPr>
-          <w:rFonts w:eastAsia="Times New Roman" w:cs="Times New Roman"/>
-          <w:kern w:val="0"/>
-          <w:sz w:val="22"/>
-          <w:szCs w:val="22"/>
-          <w14:ligatures w14:val="none"/>
-        </w:rPr>
-      </w:pPr>
-    </w:p>
-    <w:p>
-      <w:pPr>
-        <w:spacing w:before="100" w:beforeAutospacing="1" w:after="100" w:afterAutospacing="1" w:line="240" w:lineRule="auto"/>
-        <w:ind w:left="720"/>
-        <w:rPr>
-          <w:rFonts w:eastAsia="Times New Roman" w:cs="Times New Roman"/>
-          <w:kern w:val="0"/>
-          <w:sz w:val="22"/>
-          <w:szCs w:val="22"/>
-          <w14:ligatures w14:val="none"/>
-        </w:rPr>
-      </w:pPr>
-    </w:p>
-    <w:p>
-      <w:pPr>
-        <w:spacing w:before="100" w:beforeAutospacing="1" w:after="100" w:afterAutospacing="1" w:line="240" w:lineRule="auto"/>
-        <w:ind w:left="720"/>
-        <w:rPr>
-          <w:rFonts w:eastAsia="Times New Roman" w:cs="Times New Roman"/>
-          <w:kern w:val="0"/>
-          <w:sz w:val="22"/>
-          <w:szCs w:val="22"/>
-          <w14:ligatures w14:val="none"/>
-        </w:rPr>
-      </w:pPr>
-    </w:p>
-    <w:p>
-      <w:pPr>
-        <w:spacing w:before="100" w:beforeAutospacing="1" w:after="100" w:afterAutospacing="1" w:line="240" w:lineRule="auto"/>
-        <w:ind w:left="720"/>
-        <w:rPr>
-          <w:rFonts w:eastAsia="Times New Roman" w:cs="Times New Roman"/>
-          <w:kern w:val="0"/>
-          <w:sz w:val="22"/>
-          <w:szCs w:val="22"/>
-          <w14:ligatures w14:val="none"/>
-        </w:rPr>
-      </w:pPr>
-    </w:p>
-    <w:p>
-      <w:pPr>
-        <w:spacing w:before="100" w:beforeAutospacing="1" w:after="100" w:afterAutospacing="1" w:line="240" w:lineRule="auto"/>
-        <w:ind w:left="720"/>
-        <w:rPr>
-          <w:rFonts w:eastAsia="Times New Roman" w:cs="Times New Roman"/>
-          <w:kern w:val="0"/>
-          <w:sz w:val="22"/>
-          <w:szCs w:val="22"/>
-          <w14:ligatures w14:val="none"/>
-        </w:rPr>
-      </w:pPr>
-    </w:p>
-    <w:p>
-      <w:pPr>
-        <w:spacing w:before="100" w:beforeAutospacing="1" w:after="100" w:afterAutospacing="1" w:line="240" w:lineRule="auto"/>
-        <w:ind w:left="720"/>
-        <w:rPr>
-          <w:rFonts w:eastAsia="Times New Roman" w:cs="Times New Roman"/>
-          <w:kern w:val="0"/>
-          <w:sz w:val="22"/>
-          <w:szCs w:val="22"/>
-          <w14:ligatures w14:val="none"/>
-        </w:rPr>
-      </w:pPr>
-    </w:p>
-    <w:p>
-      <w:pPr>
-        <w:spacing w:before="100" w:beforeAutospacing="1" w:after="100" w:afterAutospacing="1" w:line="240" w:lineRule="auto"/>
-        <w:ind w:left="720"/>
-        <w:rPr>
-          <w:rFonts w:eastAsia="Times New Roman" w:cs="Times New Roman"/>
-          <w:kern w:val="0"/>
-          <w:sz w:val="22"/>
-          <w:szCs w:val="22"/>
-          <w14:ligatures w14:val="none"/>
-        </w:rPr>
-      </w:pPr>
-    </w:p>
-    <w:p>
-      <w:pPr>
-        <w:spacing w:before="100" w:beforeAutospacing="1" w:after="100" w:afterAutospacing="1" w:line="240" w:lineRule="auto"/>
-        <w:ind w:left="720"/>
-        <w:rPr>
-          <w:rFonts w:eastAsia="Times New Roman" w:cs="Times New Roman"/>
-          <w:kern w:val="0"/>
-          <w:sz w:val="22"/>
-          <w:szCs w:val="22"/>
-          <w14:ligatures w14:val="none"/>
-        </w:rPr>
-      </w:pPr>
-    </w:p>
-    <w:p>
-      <w:pPr>
-        <w:spacing w:before="100" w:beforeAutospacing="1" w:after="100" w:afterAutospacing="1" w:line="240" w:lineRule="auto"/>
-        <w:ind w:left="720"/>
-        <w:rPr>
-          <w:rFonts w:eastAsia="Times New Roman" w:cs="Times New Roman"/>
-          <w:kern w:val="0"/>
-          <w:sz w:val="22"/>
-          <w:szCs w:val="22"/>
-          <w14:ligatures w14:val="none"/>
-        </w:rPr>
-      </w:pPr>
-    </w:p>
-    <w:p>
-      <w:pPr>
-        <w:spacing w:before="100" w:beforeAutospacing="1" w:after="100" w:afterAutospacing="1" w:line="240" w:lineRule="auto"/>
-        <w:ind w:left="720"/>
-        <w:rPr>
-          <w:rFonts w:eastAsia="Times New Roman" w:cs="Times New Roman"/>
-          <w:kern w:val="0"/>
-          <w:sz w:val="22"/>
-          <w:szCs w:val="22"/>
-          <w14:ligatures w14:val="none"/>
-        </w:rPr>
-      </w:pPr>
-    </w:p>
-    <w:p>
-      <w:pPr>
-        <w:spacing w:before="100" w:beforeAutospacing="1" w:after="100" w:afterAutospacing="1" w:line="240" w:lineRule="auto"/>
-        <w:ind w:left="720"/>
-        <w:rPr>
-          <w:rFonts w:eastAsia="Times New Roman" w:cs="Times New Roman"/>
-          <w:kern w:val="0"/>
-          <w:sz w:val="22"/>
-          <w:szCs w:val="22"/>
-          <w14:ligatures w14:val="none"/>
-        </w:rPr>
-      </w:pPr>
-    </w:p>
-    <w:p>
-      <w:pPr>
-        <w:spacing w:before="100" w:beforeAutospacing="1" w:after="100" w:afterAutospacing="1" w:line="240" w:lineRule="auto"/>
-        <w:ind w:left="720"/>
-        <w:rPr>
-          <w:rFonts w:eastAsia="Times New Roman" w:cs="Times New Roman"/>
-          <w:kern w:val="0"/>
-          <w:sz w:val="22"/>
-          <w:szCs w:val="22"/>
-          <w14:ligatures w14:val="none"/>
-        </w:rPr>
-      </w:pPr>
-      <w:r>
-        <w:rPr>
-          <w:rFonts w:eastAsia="Times New Roman" w:cs="Times New Roman"/>
-          <w:kern w:val="0"/>
-          <w:sz w:val="22"/>
-          <w:szCs w:val="22"/>
-          <w14:ligatures w14:val="none"/>
-        </w:rPr>
-        <w:t xml:space="preserve">   </w:t>
-      </w:r>
-    </w:p>
-    <w:p>
-      <w:pPr>
-        <w:spacing w:before="100" w:beforeAutospacing="1" w:after="100" w:afterAutospacing="1" w:line="240" w:lineRule="auto"/>
-        <w:rPr>
-          <w:rFonts w:eastAsia="Times New Roman" w:cs="Times New Roman"/>
-          <w:kern w:val="0"/>
-          <w:sz w:val="22"/>
-          <w:szCs w:val="22"/>
-          <w14:ligatures w14:val="none"/>
-        </w:rPr>
-      </w:pPr>
-    </w:p>
-    <w:p>
-      <w:pPr>
-        <w:spacing w:before="100" w:beforeAutospacing="1" w:after="100" w:afterAutospacing="1" w:line="240" w:lineRule="auto"/>
-        <w:rPr>
-          <w:rFonts w:eastAsia="Times New Roman" w:cs="Times New Roman"/>
-          <w:kern w:val="0"/>
-          <w:sz w:val="22"/>
-          <w:szCs w:val="22"/>
-          <w14:ligatures w14:val="none"/>
-        </w:rPr>
-      </w:pPr>
-    </w:p>
-    <w:p>
-      <w:pPr>
-        <w:spacing w:before="100" w:beforeAutospacing="1" w:after="100" w:afterAutospacing="1" w:line="240" w:lineRule="auto"/>
-        <w:rPr>
-          <w:rFonts w:eastAsia="Times New Roman" w:cs="Times New Roman"/>
-          <w:kern w:val="0"/>
-          <w:sz w:val="22"/>
-          <w:szCs w:val="22"/>
-          <w14:ligatures w14:val="none"/>
-        </w:rPr>
-      </w:pPr>
-    </w:p>
-    <w:p>
-      <w:pPr>
-        <w:spacing w:before="100" w:beforeAutospacing="1" w:after="100" w:afterAutospacing="1" w:line="240" w:lineRule="auto"/>
-        <w:rPr>
-          <w:rFonts w:eastAsia="Times New Roman" w:cs="Times New Roman"/>
-          <w:kern w:val="0"/>
-          <w:sz w:val="22"/>
-          <w:szCs w:val="22"/>
-          <w14:ligatures w14:val="none"/>
-        </w:rPr>
-      </w:pPr>
-    </w:p>
-    <w:p>
-      <w:pPr>
-        <w:spacing w:before="100" w:beforeAutospacing="1" w:after="100" w:afterAutospacing="1" w:line="240" w:lineRule="auto"/>
-        <w:rPr>
-          <w:rFonts w:eastAsia="Times New Roman" w:cs="Times New Roman"/>
-          <w:kern w:val="0"/>
-          <w:sz w:val="22"/>
-          <w:szCs w:val="22"/>
-          <w14:ligatures w14:val="none"/>
-        </w:rPr>
-      </w:pPr>
-    </w:p>
-    <w:p>
-      <w:pPr>
-        <w:spacing w:before="100" w:beforeAutospacing="1" w:after="100" w:afterAutospacing="1" w:line="240" w:lineRule="auto"/>
-        <w:rPr>
-          <w:rFonts w:eastAsia="Times New Roman" w:cs="Times New Roman"/>
-          <w:kern w:val="0"/>
-          <w:sz w:val="22"/>
-          <w:szCs w:val="22"/>
-          <w14:ligatures w14:val="none"/>
-        </w:rPr>
-      </w:pPr>
-      <w:r>
-        <w:rPr>
-          <w:rFonts w:eastAsia="Times New Roman" w:cs="Times New Roman"/>
-          <w:kern w:val="0"/>
-          <w:sz w:val="22"/>
-          <w:szCs w:val="22"/>
-          <w14:ligatures w14:val="none"/>
-        </w:rPr>
-        <w:t xml:space="preserve">topics discussed in biomedical </w:t>
+        <w:rPr>
+          <w:rFonts w:eastAsia="Times New Roman" w:cs="Times New Roman"/>
+          <w:kern w:val="0"/>
+          <w:sz w:val="22"/>
+          <w:szCs w:val="22"/>
+          <w14:ligatures w14:val="none"/>
+        </w:rPr>
+      </w:pPr>
+      <w:r>
+        <w:rPr>
+          <w:rFonts w:eastAsia="Times New Roman" w:cs="Times New Roman"/>
+          <w:kern w:val="0"/>
+          <w:sz w:val="22"/>
+          <w:szCs w:val="22"/>
+          <w14:ligatures w14:val="none"/>
+        </w:rPr>
+        <w:t>Knowledge Advantage</w:t>
+      </w:r>
+      <w:r>
+        <w:rPr>
+          <w:rFonts w:eastAsia="Times New Roman" w:cs="Times New Roman"/>
+          <w:kern w:val="0"/>
+          <w:sz w:val="22"/>
+          <w:szCs w:val="22"/>
+          <w14:ligatures w14:val="none"/>
+        </w:rPr>
+        <w:t xml:space="preserve"> is </w:t>
+      </w:r>
+      <w:r>
+        <w:rPr>
+          <w:rFonts w:eastAsia="Times New Roman" w:cs="Times New Roman"/>
+          <w:kern w:val="0"/>
+          <w:sz w:val="22"/>
+          <w:szCs w:val="22"/>
+          <w14:ligatures w14:val="none"/>
+        </w:rPr>
+        <w:t xml:space="preserve">a </w:t>
+      </w:r>
+      <w:r>
+        <w:rPr>
+          <w:rFonts w:eastAsia="Times New Roman" w:cs="Times New Roman"/>
+          <w:b/>
+          <w:bCs/>
+          <w:kern w:val="0"/>
+          <w:sz w:val="22"/>
+          <w:szCs w:val="22"/>
+          <w:highlight w:val="yellow"/>
+          <w14:ligatures w14:val="none"/>
+        </w:rPr>
+        <w:t xml:space="preserve">Critical-Learning </w:t>
+      </w:r>
+      <w:proofErr w:type="gramStart"/>
+      <w:r>
+        <w:rPr>
+          <w:rFonts w:eastAsia="Times New Roman" w:cs="Times New Roman"/>
+          <w:b/>
+          <w:bCs/>
+          <w:kern w:val="0"/>
+          <w:sz w:val="22"/>
+          <w:szCs w:val="22"/>
+          <w14:ligatures w14:val="none"/>
+        </w:rPr>
+        <w:t xml:space="preserve">Hub </w:t>
+      </w:r>
+      <w:r>
+        <w:rPr>
+          <w:rFonts w:eastAsia="Times New Roman" w:cs="Times New Roman"/>
+          <w:kern w:val="0"/>
+          <w:sz w:val="22"/>
+          <w:szCs w:val="22"/>
+          <w14:ligatures w14:val="none"/>
+        </w:rPr>
+        <w:t xml:space="preserve"> </w:t>
+      </w:r>
+      <w:r>
+        <w:rPr>
+          <w:rFonts w:eastAsia="Times New Roman" w:cs="Times New Roman"/>
+          <w:kern w:val="0"/>
+          <w:sz w:val="22"/>
+          <w:szCs w:val="22"/>
+          <w14:ligatures w14:val="none"/>
+        </w:rPr>
+        <w:t>where</w:t>
+      </w:r>
+      <w:proofErr w:type="gramEnd"/>
+      <w:r>
+        <w:rPr>
+          <w:rFonts w:eastAsia="Times New Roman" w:cs="Times New Roman"/>
+          <w:kern w:val="0"/>
+          <w:sz w:val="22"/>
+          <w:szCs w:val="22"/>
+          <w14:ligatures w14:val="none"/>
+        </w:rPr>
+        <w:t xml:space="preserve"> </w:t>
+      </w:r>
+      <w:r>
+        <w:rPr>
+          <w:rFonts w:eastAsia="Times New Roman" w:cs="Times New Roman"/>
+          <w:kern w:val="0"/>
+          <w:sz w:val="22"/>
+          <w:szCs w:val="22"/>
+          <w14:ligatures w14:val="none"/>
+        </w:rPr>
+        <w:t>patients, caregivers and families</w:t>
+      </w:r>
+      <w:r>
+        <w:rPr>
+          <w:rFonts w:eastAsia="Times New Roman" w:cs="Times New Roman"/>
+          <w:kern w:val="0"/>
+          <w:sz w:val="22"/>
+          <w:szCs w:val="22"/>
+          <w14:ligatures w14:val="none"/>
+        </w:rPr>
+        <w:t xml:space="preserve"> can learn. It’s also a hub for experts to collaborate. We are </w:t>
+      </w:r>
+      <w:proofErr w:type="gramStart"/>
+      <w:r>
+        <w:rPr>
+          <w:rFonts w:eastAsia="Times New Roman" w:cs="Times New Roman"/>
+          <w:kern w:val="0"/>
+          <w:sz w:val="22"/>
+          <w:szCs w:val="22"/>
+          <w14:ligatures w14:val="none"/>
+        </w:rPr>
+        <w:t>starting  with</w:t>
+      </w:r>
+      <w:proofErr w:type="gramEnd"/>
+      <w:r>
+        <w:rPr>
+          <w:rFonts w:eastAsia="Times New Roman" w:cs="Times New Roman"/>
+          <w:kern w:val="0"/>
+          <w:sz w:val="22"/>
+          <w:szCs w:val="22"/>
+          <w14:ligatures w14:val="none"/>
+        </w:rPr>
+        <w:t xml:space="preserve"> developing a comprehensive intelligent ‘book’. We used AI to exhaustively research a subject: dementia. </w:t>
+      </w:r>
+      <w:r>
+        <w:rPr>
+          <w:rFonts w:eastAsia="Times New Roman" w:cs="Times New Roman"/>
+          <w:kern w:val="0"/>
+          <w:sz w:val="22"/>
+          <w:szCs w:val="22"/>
+          <w14:ligatures w14:val="none"/>
+        </w:rPr>
+        <w:t xml:space="preserve">With assistance from </w:t>
+      </w:r>
+      <w:proofErr w:type="gramStart"/>
+      <w:r>
+        <w:rPr>
+          <w:rFonts w:eastAsia="Times New Roman" w:cs="Times New Roman"/>
+          <w:kern w:val="0"/>
+          <w:sz w:val="22"/>
+          <w:szCs w:val="22"/>
+          <w14:ligatures w14:val="none"/>
+        </w:rPr>
+        <w:t>AI</w:t>
+      </w:r>
+      <w:r>
+        <w:rPr>
+          <w:rFonts w:eastAsia="Times New Roman" w:cs="Times New Roman"/>
+          <w:kern w:val="0"/>
+          <w:sz w:val="22"/>
+          <w:szCs w:val="22"/>
+          <w14:ligatures w14:val="none"/>
+        </w:rPr>
+        <w:t xml:space="preserve"> </w:t>
+      </w:r>
+      <w:r>
+        <w:rPr>
+          <w:rFonts w:eastAsia="Times New Roman" w:cs="Times New Roman"/>
+          <w:kern w:val="0"/>
+          <w:sz w:val="22"/>
+          <w:szCs w:val="22"/>
+          <w14:ligatures w14:val="none"/>
+        </w:rPr>
+        <w:t xml:space="preserve"> we</w:t>
+      </w:r>
+      <w:proofErr w:type="gramEnd"/>
+      <w:r>
+        <w:rPr>
+          <w:rFonts w:eastAsia="Times New Roman" w:cs="Times New Roman"/>
+          <w:kern w:val="0"/>
+          <w:sz w:val="22"/>
+          <w:szCs w:val="22"/>
+          <w14:ligatures w14:val="none"/>
+        </w:rPr>
+        <w:t xml:space="preserve"> identified 200 topics discussed in biomedical </w:t>
       </w:r>
       <w:proofErr w:type="gramStart"/>
       <w:r>
@@ -1694,6 +1533,7 @@
           <w:szCs w:val="22"/>
           <w14:ligatures w14:val="none"/>
         </w:rPr>
+        <w:lastRenderedPageBreak/>
         <w:t xml:space="preserve">This </w:t>
       </w:r>
       <w:r>
@@ -1893,7 +1733,6 @@
           <w:sz w:val="22"/>
           <w:szCs w:val="22"/>
         </w:rPr>
-        <w:lastRenderedPageBreak/>
         <w:drawing>
           <wp:inline distT="0" distB="0" distL="0" distR="0" wp14:anchorId="501E0B02" wp14:editId="543054DC">
             <wp:extent cx="4318000" cy="2473557"/>
@@ -2659,6 +2498,7 @@
           <w:szCs w:val="22"/>
           <w:shd w:val="clear" w:color="auto" w:fill="FFFFFF"/>
         </w:rPr>
+        <w:lastRenderedPageBreak/>
         <w:t>Care</w:t>
       </w:r>
       <w:r>
@@ -2879,18 +2719,7 @@
           <w:szCs w:val="22"/>
           <w14:ligatures w14:val="none"/>
         </w:rPr>
-        <w:t xml:space="preserve">move mountains of information’.  Care-to-Plan </w:t>
-      </w:r>
-      <w:r>
-        <w:rPr>
-          <w:rFonts w:eastAsia="Times New Roman" w:cs="Times New Roman"/>
-          <w:kern w:val="0"/>
-          <w:sz w:val="22"/>
-          <w:szCs w:val="22"/>
-          <w14:ligatures w14:val="none"/>
-        </w:rPr>
-        <w:lastRenderedPageBreak/>
-        <w:t xml:space="preserve">underscored the importance of learning about this disease; </w:t>
+        <w:t xml:space="preserve">move mountains of information’.  Care-to-Plan underscored the importance of learning about this disease; </w:t>
       </w:r>
       <w:proofErr w:type="gramStart"/>
       <w:r>
@@ -3185,7 +3014,7 @@
           </mc:Choice>
           <mc:Fallback>
             <w:pict>
-              <v:rect w14:anchorId="7670DF1C" id="Rectangle 8" o:spid="_x0000_s1026" style="width:23.85pt;height:23.85pt;visibility:visible;mso-wrap-style:square;mso-left-percent:-10001;mso-top-percent:-10001;mso-position-horizontal:absolute;mso-position-horizontal-relative:char;mso-position-vertical:absolute;mso-position-vertical-relative:line;mso-left-percent:-10001;mso-top-percent:-10001;v-text-anchor:top" o:gfxdata="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" filled="f" stroked="f">
+              <v:rect w14:anchorId="0416AD2C" id="Rectangle 8" o:spid="_x0000_s1026" style="width:23.85pt;height:23.85pt;visibility:visible;mso-wrap-style:square;mso-left-percent:-10001;mso-top-percent:-10001;mso-position-horizontal:absolute;mso-position-horizontal-relative:char;mso-position-vertical:absolute;mso-position-vertical-relative:line;mso-left-percent:-10001;mso-top-percent:-10001;v-text-anchor:top" o:gfxdata="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" filled="f" stroked="f">
                 <o:lock v:ext="edit" aspectratio="t"/>
                 <w10:anchorlock/>
               </v:rect>
